--- a/rapports/2026-06-06/EQ35/EQ35_sup_v2/DR_021204020046/64-85-79-08.docx
+++ b/rapports/2026-06-06/EQ35/EQ35_sup_v2/DR_021204020046/64-85-79-08.docx
@@ -297,7 +297,7 @@
           <w:color w:val="1F6FEB"/>
           <w:sz w:val="22"/>
         </w:rPr>
-        <w:t>⚠ INCOHÉRENCES À CORRIGER (108)</w:t>
+        <w:t>⚠ INCOHÉRENCES À CORRIGER (101)</w:t>
       </w:r>
     </w:p>
     <w:tbl>
@@ -1174,7 +1174,7 @@
                 <w:color w:val="16A34A"/>
                 <w:sz w:val="16"/>
               </w:rPr>
-              <w:t>—</w:t>
+              <w:t>s01q32, s01q36, s01q38, s04q37_modif, s02q33, s02q34, s01q00b</w:t>
             </w:r>
           </w:p>
         </w:tc>
@@ -1205,7 +1205,7 @@
                 <w:i w:val="0"/>
                 <w:sz w:val="17"/>
               </w:rPr>
-              <w:t>Incohérence!!! seulement les écoles privées paient les frais de scolarité (y compris les frais d'inscription).</w:t>
+              <w:t>Peu probable!!! Vu l'âge (13 ans) de AWA SAMBOU ou l'année à laquelle AWA SAMBOU a fréquenté l'école pour la dernière fois (.) le dernier diplome de AWA SAMBOU ne peut être le Certificat d'études primaires (CEP), prière de corriger cette incohérence ou confirmer avec le QG.</w:t>
             </w:r>
           </w:p>
         </w:tc>
@@ -1295,7 +1295,7 @@
                 <w:i w:val="0"/>
                 <w:sz w:val="17"/>
               </w:rPr>
-              <w:t>Peu probable!!! Vu l'âge (13 ans) de AWA SAMBOU ou l'année à laquelle AWA SAMBOU a fréquenté l'école pour la dernière fois (.) le dernier diplome de AWA SAMBOU ne peut être le Certificat d'études primaires (CEP), prière de corriger cette incohérence ou confirmer avec le QG.</w:t>
+              <w:t>Peu probable!!! Vu l'âge (20 ans) de MAIMOUNA KANE ou l'année à laquelle MAIMOUNA KANE a fréquenté l'école pour la dernière fois (2022) le dernier diplome de MAIMOUNA KANE ne peut être le Certificat d'études primaires (CEP), prière de corriger cette incohérence ou confirmer avec le QG.</w:t>
             </w:r>
           </w:p>
         </w:tc>
@@ -1328,6 +1328,1896 @@
                 <w:i w:val="0"/>
                 <w:sz w:val="16"/>
               </w:rPr>
+              <w:t>S04</w:t>
+              <w:br/>
+            </w:r>
+            <w:r>
+              <w:rPr>
+                <w:b w:val="0"/>
+                <w:i w:val="0"/>
+                <w:color w:val="64748B"/>
+                <w:sz w:val="14"/>
+              </w:rPr>
+              <w:t>Emploi</w:t>
+            </w:r>
+          </w:p>
+        </w:tc>
+        <w:tc>
+          <w:tcPr>
+            <w:tcW w:type="dxa" w:w="1531"/>
+          </w:tcPr>
+          <w:p>
+            <w:r>
+              <w:rPr>
+                <w:b/>
+                <w:i w:val="0"/>
+                <w:color w:val="16A34A"/>
+                <w:sz w:val="16"/>
+              </w:rPr>
+              <w:t>s04q46</w:t>
+            </w:r>
+          </w:p>
+        </w:tc>
+        <w:tc>
+          <w:tcPr>
+            <w:tcW w:type="dxa" w:w="1191"/>
+          </w:tcPr>
+          <w:p>
+            <w:r>
+              <w:rPr>
+                <w:b w:val="0"/>
+                <w:i w:val="0"/>
+                <w:color w:val="64748B"/>
+                <w:sz w:val="16"/>
+              </w:rPr>
+              <w:t>GT-CQ</w:t>
+            </w:r>
+          </w:p>
+        </w:tc>
+        <w:tc>
+          <w:tcPr>
+            <w:tcW w:type="dxa" w:w="4706"/>
+          </w:tcPr>
+          <w:p>
+            <w:r>
+              <w:rPr>
+                <w:b w:val="0"/>
+                <w:i w:val="0"/>
+                <w:sz w:val="17"/>
+              </w:rPr>
+              <w:t>Incohérence! MAIMOUNA KANE  evolue dans l'agriculture mais est  considéré comme salarié ou stagiaire/apprenti non renuméré, prière de revoir la question s04q46 et corriger.</w:t>
+            </w:r>
+          </w:p>
+        </w:tc>
+      </w:tr>
+      <w:tr>
+        <w:tc>
+          <w:tcPr>
+            <w:tcW w:type="dxa" w:w="964"/>
+          </w:tcPr>
+          <w:p>
+            <w:r>
+              <w:rPr>
+                <w:b/>
+                <w:i w:val="0"/>
+                <w:color w:val="DC2626"/>
+                <w:sz w:val="16"/>
+              </w:rPr>
+              <w:t>Haute</w:t>
+            </w:r>
+          </w:p>
+        </w:tc>
+        <w:tc>
+          <w:tcPr>
+            <w:tcW w:type="dxa" w:w="1247"/>
+          </w:tcPr>
+          <w:p>
+            <w:r>
+              <w:rPr>
+                <w:b/>
+                <w:i w:val="0"/>
+                <w:sz w:val="16"/>
+              </w:rPr>
+              <w:t>S11</w:t>
+              <w:br/>
+            </w:r>
+            <w:r>
+              <w:rPr>
+                <w:b w:val="0"/>
+                <w:i w:val="0"/>
+                <w:color w:val="64748B"/>
+                <w:sz w:val="14"/>
+              </w:rPr>
+              <w:t>Logement / cadre de vie</w:t>
+            </w:r>
+          </w:p>
+        </w:tc>
+        <w:tc>
+          <w:tcPr>
+            <w:tcW w:type="dxa" w:w="1531"/>
+          </w:tcPr>
+          <w:p>
+            <w:r>
+              <w:rPr>
+                <w:b/>
+                <w:i w:val="0"/>
+                <w:color w:val="16A34A"/>
+                <w:sz w:val="16"/>
+              </w:rPr>
+              <w:t>s01q10, s02q30, s02q34, s03q50, s04q23, s04q24, s04q37, s04q44</w:t>
+            </w:r>
+          </w:p>
+        </w:tc>
+        <w:tc>
+          <w:tcPr>
+            <w:tcW w:type="dxa" w:w="1191"/>
+          </w:tcPr>
+          <w:p>
+            <w:r>
+              <w:rPr>
+                <w:b w:val="0"/>
+                <w:i w:val="0"/>
+                <w:color w:val="64748B"/>
+                <w:sz w:val="16"/>
+              </w:rPr>
+              <w:t>GT-CQ</w:t>
+            </w:r>
+          </w:p>
+        </w:tc>
+        <w:tc>
+          <w:tcPr>
+            <w:tcW w:type="dxa" w:w="4706"/>
+          </w:tcPr>
+          <w:p>
+            <w:r>
+              <w:rPr>
+                <w:b w:val="0"/>
+                <w:i w:val="0"/>
+                <w:sz w:val="17"/>
+              </w:rPr>
+              <w:t>Le montant de la dernière facture d'eau est de 0 FCFA  qui semble incohérent, Prière de vérifier les questions 11.23a et 11.23b auprès du ménage ou confirmer.</w:t>
+            </w:r>
+          </w:p>
+        </w:tc>
+      </w:tr>
+      <w:tr>
+        <w:tc>
+          <w:tcPr>
+            <w:tcW w:type="dxa" w:w="964"/>
+          </w:tcPr>
+          <w:p>
+            <w:r>
+              <w:rPr>
+                <w:b/>
+                <w:i w:val="0"/>
+                <w:color w:val="DC2626"/>
+                <w:sz w:val="16"/>
+              </w:rPr>
+              <w:t>Haute</w:t>
+            </w:r>
+          </w:p>
+        </w:tc>
+        <w:tc>
+          <w:tcPr>
+            <w:tcW w:type="dxa" w:w="1247"/>
+          </w:tcPr>
+          <w:p>
+            <w:r>
+              <w:rPr>
+                <w:b/>
+                <w:i w:val="0"/>
+                <w:sz w:val="16"/>
+              </w:rPr>
+              <w:t>S16</w:t>
+              <w:br/>
+            </w:r>
+            <w:r>
+              <w:rPr>
+                <w:b w:val="0"/>
+                <w:i w:val="0"/>
+                <w:color w:val="64748B"/>
+                <w:sz w:val="14"/>
+              </w:rPr>
+              <w:t>Agriculture</w:t>
+            </w:r>
+          </w:p>
+        </w:tc>
+        <w:tc>
+          <w:tcPr>
+            <w:tcW w:type="dxa" w:w="1531"/>
+          </w:tcPr>
+          <w:p>
+            <w:r>
+              <w:rPr>
+                <w:b/>
+                <w:i w:val="0"/>
+                <w:color w:val="16A34A"/>
+                <w:sz w:val="16"/>
+              </w:rPr>
+              <w:t>s01q02, s02q01__1, s02q02__1, s02q03__1, s02q15, s03q17, s04q28, s04q35d</w:t>
+            </w:r>
+          </w:p>
+        </w:tc>
+        <w:tc>
+          <w:tcPr>
+            <w:tcW w:type="dxa" w:w="1191"/>
+          </w:tcPr>
+          <w:p>
+            <w:r>
+              <w:rPr>
+                <w:b w:val="0"/>
+                <w:i w:val="0"/>
+                <w:color w:val="64748B"/>
+                <w:sz w:val="16"/>
+              </w:rPr>
+              <w:t>GT-CQ</w:t>
+            </w:r>
+          </w:p>
+        </w:tc>
+        <w:tc>
+          <w:tcPr>
+            <w:tcW w:type="dxa" w:w="4706"/>
+          </w:tcPr>
+          <w:p>
+            <w:r>
+              <w:rPr>
+                <w:b w:val="0"/>
+                <w:i w:val="0"/>
+                <w:sz w:val="17"/>
+              </w:rPr>
+              <w:t>Incoherence! Le nombre de cultures dans la parcelle parcelle maraîchage est de 6 cultures qui semble trop élévé ou non renseigné, prière de corriger.</w:t>
+            </w:r>
+          </w:p>
+        </w:tc>
+      </w:tr>
+      <w:tr>
+        <w:tc>
+          <w:tcPr>
+            <w:tcW w:type="dxa" w:w="964"/>
+          </w:tcPr>
+          <w:p>
+            <w:r>
+              <w:rPr>
+                <w:b/>
+                <w:i w:val="0"/>
+                <w:color w:val="DC2626"/>
+                <w:sz w:val="16"/>
+              </w:rPr>
+              <w:t>Haute</w:t>
+            </w:r>
+          </w:p>
+        </w:tc>
+        <w:tc>
+          <w:tcPr>
+            <w:tcW w:type="dxa" w:w="1247"/>
+          </w:tcPr>
+          <w:p>
+            <w:r>
+              <w:rPr>
+                <w:b/>
+                <w:i w:val="0"/>
+                <w:sz w:val="16"/>
+              </w:rPr>
+              <w:t>S16</w:t>
+              <w:br/>
+            </w:r>
+            <w:r>
+              <w:rPr>
+                <w:b w:val="0"/>
+                <w:i w:val="0"/>
+                <w:color w:val="64748B"/>
+                <w:sz w:val="14"/>
+              </w:rPr>
+              <w:t>Agriculture</w:t>
+            </w:r>
+          </w:p>
+        </w:tc>
+        <w:tc>
+          <w:tcPr>
+            <w:tcW w:type="dxa" w:w="1531"/>
+          </w:tcPr>
+          <w:p>
+            <w:r>
+              <w:rPr>
+                <w:b/>
+                <w:i w:val="0"/>
+                <w:color w:val="16A34A"/>
+                <w:sz w:val="16"/>
+              </w:rPr>
+              <w:t>—</w:t>
+            </w:r>
+          </w:p>
+        </w:tc>
+        <w:tc>
+          <w:tcPr>
+            <w:tcW w:type="dxa" w:w="1191"/>
+          </w:tcPr>
+          <w:p>
+            <w:r>
+              <w:rPr>
+                <w:b w:val="0"/>
+                <w:i w:val="0"/>
+                <w:color w:val="64748B"/>
+                <w:sz w:val="16"/>
+              </w:rPr>
+              <w:t>GT-CQ</w:t>
+            </w:r>
+          </w:p>
+        </w:tc>
+        <w:tc>
+          <w:tcPr>
+            <w:tcW w:type="dxa" w:w="4706"/>
+          </w:tcPr>
+          <w:p>
+            <w:r>
+              <w:rPr>
+                <w:b w:val="0"/>
+                <w:i w:val="0"/>
+                <w:sz w:val="17"/>
+              </w:rPr>
+              <w:t>Prière de corriger cette incoherence.</w:t>
+            </w:r>
+          </w:p>
+        </w:tc>
+      </w:tr>
+      <w:tr>
+        <w:tc>
+          <w:tcPr>
+            <w:tcW w:type="dxa" w:w="964"/>
+          </w:tcPr>
+          <w:p>
+            <w:r>
+              <w:rPr>
+                <w:b/>
+                <w:i w:val="0"/>
+                <w:color w:val="DC2626"/>
+                <w:sz w:val="16"/>
+              </w:rPr>
+              <w:t>Haute</w:t>
+            </w:r>
+          </w:p>
+        </w:tc>
+        <w:tc>
+          <w:tcPr>
+            <w:tcW w:type="dxa" w:w="1247"/>
+          </w:tcPr>
+          <w:p>
+            <w:r>
+              <w:rPr>
+                <w:b/>
+                <w:i w:val="0"/>
+                <w:sz w:val="16"/>
+              </w:rPr>
+              <w:t>S16</w:t>
+              <w:br/>
+            </w:r>
+            <w:r>
+              <w:rPr>
+                <w:b w:val="0"/>
+                <w:i w:val="0"/>
+                <w:color w:val="64748B"/>
+                <w:sz w:val="14"/>
+              </w:rPr>
+              <w:t>Agriculture</w:t>
+            </w:r>
+          </w:p>
+        </w:tc>
+        <w:tc>
+          <w:tcPr>
+            <w:tcW w:type="dxa" w:w="1531"/>
+          </w:tcPr>
+          <w:p>
+            <w:r>
+              <w:rPr>
+                <w:b/>
+                <w:i w:val="0"/>
+                <w:color w:val="16A34A"/>
+                <w:sz w:val="16"/>
+              </w:rPr>
+              <w:t>s00q07a, s00q08, s00q10, s00q13_0, s00q15_0, s00q17_0, s00q23a, s00q23b</w:t>
+            </w:r>
+          </w:p>
+        </w:tc>
+        <w:tc>
+          <w:tcPr>
+            <w:tcW w:type="dxa" w:w="1191"/>
+          </w:tcPr>
+          <w:p>
+            <w:r>
+              <w:rPr>
+                <w:b w:val="0"/>
+                <w:i w:val="0"/>
+                <w:color w:val="64748B"/>
+                <w:sz w:val="16"/>
+              </w:rPr>
+              <w:t>GT-CQ</w:t>
+            </w:r>
+          </w:p>
+        </w:tc>
+        <w:tc>
+          <w:tcPr>
+            <w:tcW w:type="dxa" w:w="4706"/>
+          </w:tcPr>
+          <w:p>
+            <w:r>
+              <w:rPr>
+                <w:b w:val="0"/>
+                <w:i w:val="0"/>
+                <w:sz w:val="17"/>
+              </w:rPr>
+              <w:t>La somme des quantités consommées (0 kg), des quantités offertes (0 kg),  des quantités vendus (3 kg) et des quantités en stock (0 kg) depasse la quantité totale (1 kg) que le ménage a eu après la recolte de Piment , prière de corriger cette incoherence.</w:t>
+            </w:r>
+          </w:p>
+        </w:tc>
+      </w:tr>
+      <w:tr>
+        <w:tc>
+          <w:tcPr>
+            <w:tcW w:type="dxa" w:w="964"/>
+          </w:tcPr>
+          <w:p>
+            <w:r>
+              <w:rPr>
+                <w:b/>
+                <w:i w:val="0"/>
+                <w:color w:val="DC2626"/>
+                <w:sz w:val="16"/>
+              </w:rPr>
+              <w:t>Haute</w:t>
+            </w:r>
+          </w:p>
+        </w:tc>
+        <w:tc>
+          <w:tcPr>
+            <w:tcW w:type="dxa" w:w="1247"/>
+          </w:tcPr>
+          <w:p>
+            <w:r>
+              <w:rPr>
+                <w:b/>
+                <w:i w:val="0"/>
+                <w:sz w:val="16"/>
+              </w:rPr>
+              <w:t>S16</w:t>
+              <w:br/>
+            </w:r>
+            <w:r>
+              <w:rPr>
+                <w:b w:val="0"/>
+                <w:i w:val="0"/>
+                <w:color w:val="64748B"/>
+                <w:sz w:val="14"/>
+              </w:rPr>
+              <w:t>Agriculture</w:t>
+            </w:r>
+          </w:p>
+        </w:tc>
+        <w:tc>
+          <w:tcPr>
+            <w:tcW w:type="dxa" w:w="1531"/>
+          </w:tcPr>
+          <w:p>
+            <w:r>
+              <w:rPr>
+                <w:b/>
+                <w:i w:val="0"/>
+                <w:color w:val="16A34A"/>
+                <w:sz w:val="16"/>
+              </w:rPr>
+              <w:t>s00q07a, s00q08, s00q10, s00q13_0, s00q15_0, s00q17_0, s00q23a, s00q23b</w:t>
+            </w:r>
+          </w:p>
+        </w:tc>
+        <w:tc>
+          <w:tcPr>
+            <w:tcW w:type="dxa" w:w="1191"/>
+          </w:tcPr>
+          <w:p>
+            <w:r>
+              <w:rPr>
+                <w:b w:val="0"/>
+                <w:i w:val="0"/>
+                <w:color w:val="64748B"/>
+                <w:sz w:val="16"/>
+              </w:rPr>
+              <w:t>GT-CQ</w:t>
+            </w:r>
+          </w:p>
+        </w:tc>
+        <w:tc>
+          <w:tcPr>
+            <w:tcW w:type="dxa" w:w="4706"/>
+          </w:tcPr>
+          <w:p>
+            <w:r>
+              <w:rPr>
+                <w:b w:val="0"/>
+                <w:i w:val="0"/>
+                <w:sz w:val="17"/>
+              </w:rPr>
+              <w:t>La somme des quantités consommées (0 kg), des quantités offertes (1 kg),  des quantités vendus (3 kg) et des quantités en stock (0 kg) depasse la quantité totale (1 kg) que le ménage a eu après la recolte de Concombre , prière de corriger cette incoherence.</w:t>
+            </w:r>
+          </w:p>
+        </w:tc>
+      </w:tr>
+      <w:tr>
+        <w:tc>
+          <w:tcPr>
+            <w:tcW w:type="dxa" w:w="964"/>
+          </w:tcPr>
+          <w:p>
+            <w:r>
+              <w:rPr>
+                <w:b/>
+                <w:i w:val="0"/>
+                <w:color w:val="DC2626"/>
+                <w:sz w:val="16"/>
+              </w:rPr>
+              <w:t>Haute</w:t>
+            </w:r>
+          </w:p>
+        </w:tc>
+        <w:tc>
+          <w:tcPr>
+            <w:tcW w:type="dxa" w:w="1247"/>
+          </w:tcPr>
+          <w:p>
+            <w:r>
+              <w:rPr>
+                <w:b/>
+                <w:i w:val="0"/>
+                <w:sz w:val="16"/>
+              </w:rPr>
+              <w:t>S16</w:t>
+              <w:br/>
+            </w:r>
+            <w:r>
+              <w:rPr>
+                <w:b w:val="0"/>
+                <w:i w:val="0"/>
+                <w:color w:val="64748B"/>
+                <w:sz w:val="14"/>
+              </w:rPr>
+              <w:t>Agriculture</w:t>
+            </w:r>
+          </w:p>
+        </w:tc>
+        <w:tc>
+          <w:tcPr>
+            <w:tcW w:type="dxa" w:w="1531"/>
+          </w:tcPr>
+          <w:p>
+            <w:r>
+              <w:rPr>
+                <w:b/>
+                <w:i w:val="0"/>
+                <w:color w:val="16A34A"/>
+                <w:sz w:val="16"/>
+              </w:rPr>
+              <w:t>s00q07a, s00q08, s00q10, s00q13_0, s00q15_0, s00q17_0, s00q23a, s00q23b</w:t>
+            </w:r>
+          </w:p>
+        </w:tc>
+        <w:tc>
+          <w:tcPr>
+            <w:tcW w:type="dxa" w:w="1191"/>
+          </w:tcPr>
+          <w:p>
+            <w:r>
+              <w:rPr>
+                <w:b w:val="0"/>
+                <w:i w:val="0"/>
+                <w:color w:val="64748B"/>
+                <w:sz w:val="16"/>
+              </w:rPr>
+              <w:t>GT-CQ</w:t>
+            </w:r>
+          </w:p>
+        </w:tc>
+        <w:tc>
+          <w:tcPr>
+            <w:tcW w:type="dxa" w:w="4706"/>
+          </w:tcPr>
+          <w:p>
+            <w:r>
+              <w:rPr>
+                <w:b w:val="0"/>
+                <w:i w:val="0"/>
+                <w:sz w:val="17"/>
+              </w:rPr>
+              <w:t>La somme des quantités consommées (4 kg), des quantités offertes (0 kg),  des quantités vendus (4 kg) et des quantités en stock (0 kg) depasse la quantité totale (1 kg) que le ménage a eu après la recolte de Gombo , prière de corriger cette incoherence.</w:t>
+            </w:r>
+          </w:p>
+        </w:tc>
+      </w:tr>
+      <w:tr>
+        <w:tc>
+          <w:tcPr>
+            <w:tcW w:type="dxa" w:w="964"/>
+          </w:tcPr>
+          <w:p>
+            <w:r>
+              <w:rPr>
+                <w:b/>
+                <w:i w:val="0"/>
+                <w:color w:val="DC2626"/>
+                <w:sz w:val="16"/>
+              </w:rPr>
+              <w:t>Haute</w:t>
+            </w:r>
+          </w:p>
+        </w:tc>
+        <w:tc>
+          <w:tcPr>
+            <w:tcW w:type="dxa" w:w="1247"/>
+          </w:tcPr>
+          <w:p>
+            <w:r>
+              <w:rPr>
+                <w:b/>
+                <w:i w:val="0"/>
+                <w:sz w:val="16"/>
+              </w:rPr>
+              <w:t>S16</w:t>
+              <w:br/>
+            </w:r>
+            <w:r>
+              <w:rPr>
+                <w:b w:val="0"/>
+                <w:i w:val="0"/>
+                <w:color w:val="64748B"/>
+                <w:sz w:val="14"/>
+              </w:rPr>
+              <w:t>Agriculture</w:t>
+            </w:r>
+          </w:p>
+        </w:tc>
+        <w:tc>
+          <w:tcPr>
+            <w:tcW w:type="dxa" w:w="1531"/>
+          </w:tcPr>
+          <w:p>
+            <w:r>
+              <w:rPr>
+                <w:b/>
+                <w:i w:val="0"/>
+                <w:color w:val="16A34A"/>
+                <w:sz w:val="16"/>
+              </w:rPr>
+              <w:t>s16dq05a, s16dq05c</w:t>
+            </w:r>
+          </w:p>
+        </w:tc>
+        <w:tc>
+          <w:tcPr>
+            <w:tcW w:type="dxa" w:w="1191"/>
+          </w:tcPr>
+          <w:p>
+            <w:r>
+              <w:rPr>
+                <w:b w:val="0"/>
+                <w:i w:val="0"/>
+                <w:color w:val="64748B"/>
+                <w:sz w:val="16"/>
+              </w:rPr>
+              <w:t>GT-CQ</w:t>
+            </w:r>
+          </w:p>
+        </w:tc>
+        <w:tc>
+          <w:tcPr>
+            <w:tcW w:type="dxa" w:w="4706"/>
+          </w:tcPr>
+          <w:p>
+            <w:r>
+              <w:rPr>
+                <w:b w:val="0"/>
+                <w:i w:val="0"/>
+                <w:sz w:val="17"/>
+              </w:rPr>
+              <w:t>La quantité de s16dq05a estimée en Kg est incohérente avec la prise dans la question s16dq05c, prière de bien estimer et mettre la valeur exacte.</w:t>
+            </w:r>
+          </w:p>
+        </w:tc>
+      </w:tr>
+      <w:tr>
+        <w:tc>
+          <w:tcPr>
+            <w:tcW w:type="dxa" w:w="964"/>
+          </w:tcPr>
+          <w:p>
+            <w:r>
+              <w:rPr>
+                <w:b/>
+                <w:i w:val="0"/>
+                <w:color w:val="EA580C"/>
+                <w:sz w:val="16"/>
+              </w:rPr>
+              <w:t>Moyenne</w:t>
+            </w:r>
+          </w:p>
+        </w:tc>
+        <w:tc>
+          <w:tcPr>
+            <w:tcW w:type="dxa" w:w="1247"/>
+          </w:tcPr>
+          <w:p>
+            <w:r>
+              <w:rPr>
+                <w:b/>
+                <w:i w:val="0"/>
+                <w:sz w:val="16"/>
+              </w:rPr>
+              <w:t>S00</w:t>
+              <w:br/>
+            </w:r>
+            <w:r>
+              <w:rPr>
+                <w:b w:val="0"/>
+                <w:i w:val="0"/>
+                <w:color w:val="64748B"/>
+                <w:sz w:val="14"/>
+              </w:rPr>
+              <w:t>Identification</w:t>
+            </w:r>
+          </w:p>
+        </w:tc>
+        <w:tc>
+          <w:tcPr>
+            <w:tcW w:type="dxa" w:w="1531"/>
+          </w:tcPr>
+          <w:p>
+            <w:r>
+              <w:rPr>
+                <w:b/>
+                <w:i w:val="0"/>
+                <w:color w:val="16A34A"/>
+                <w:sz w:val="16"/>
+              </w:rPr>
+              <w:t>s00q27</w:t>
+            </w:r>
+          </w:p>
+        </w:tc>
+        <w:tc>
+          <w:tcPr>
+            <w:tcW w:type="dxa" w:w="1191"/>
+          </w:tcPr>
+          <w:p>
+            <w:r>
+              <w:rPr>
+                <w:b w:val="0"/>
+                <w:i w:val="0"/>
+                <w:color w:val="64748B"/>
+                <w:sz w:val="16"/>
+              </w:rPr>
+              <w:t>GT-CQ</w:t>
+            </w:r>
+          </w:p>
+        </w:tc>
+        <w:tc>
+          <w:tcPr>
+            <w:tcW w:type="dxa" w:w="4706"/>
+          </w:tcPr>
+          <w:p>
+            <w:r>
+              <w:rPr>
+                <w:b w:val="0"/>
+                <w:i w:val="0"/>
+                <w:sz w:val="17"/>
+              </w:rPr>
+              <w:t>Le questionnaire semble ne pas être complètement fini mais le questionnaire est en statut complet, prière de compléter le questionnaire.</w:t>
+            </w:r>
+          </w:p>
+        </w:tc>
+      </w:tr>
+      <w:tr>
+        <w:tc>
+          <w:tcPr>
+            <w:tcW w:type="dxa" w:w="964"/>
+          </w:tcPr>
+          <w:p>
+            <w:r>
+              <w:rPr>
+                <w:b/>
+                <w:i w:val="0"/>
+                <w:color w:val="EA580C"/>
+                <w:sz w:val="16"/>
+              </w:rPr>
+              <w:t>Moyenne</w:t>
+            </w:r>
+          </w:p>
+        </w:tc>
+        <w:tc>
+          <w:tcPr>
+            <w:tcW w:type="dxa" w:w="1247"/>
+          </w:tcPr>
+          <w:p>
+            <w:r>
+              <w:rPr>
+                <w:b/>
+                <w:i w:val="0"/>
+                <w:sz w:val="16"/>
+              </w:rPr>
+              <w:t>S00</w:t>
+              <w:br/>
+            </w:r>
+            <w:r>
+              <w:rPr>
+                <w:b w:val="0"/>
+                <w:i w:val="0"/>
+                <w:color w:val="64748B"/>
+                <w:sz w:val="14"/>
+              </w:rPr>
+              <w:t>Identification</w:t>
+            </w:r>
+          </w:p>
+        </w:tc>
+        <w:tc>
+          <w:tcPr>
+            <w:tcW w:type="dxa" w:w="1531"/>
+          </w:tcPr>
+          <w:p>
+            <w:r>
+              <w:rPr>
+                <w:b/>
+                <w:i w:val="0"/>
+                <w:color w:val="16A34A"/>
+                <w:sz w:val="16"/>
+              </w:rPr>
+              <w:t>—</w:t>
+            </w:r>
+          </w:p>
+        </w:tc>
+        <w:tc>
+          <w:tcPr>
+            <w:tcW w:type="dxa" w:w="1191"/>
+          </w:tcPr>
+          <w:p>
+            <w:r>
+              <w:rPr>
+                <w:b w:val="0"/>
+                <w:i w:val="0"/>
+                <w:color w:val="64748B"/>
+                <w:sz w:val="16"/>
+              </w:rPr>
+              <w:t>GT-CQ</w:t>
+            </w:r>
+          </w:p>
+        </w:tc>
+        <w:tc>
+          <w:tcPr>
+            <w:tcW w:type="dxa" w:w="4706"/>
+          </w:tcPr>
+          <w:p>
+            <w:r>
+              <w:rPr>
+                <w:b w:val="0"/>
+                <w:i w:val="0"/>
+                <w:sz w:val="17"/>
+              </w:rPr>
+              <w:t>Il est obligatoire de prendre les coordonnées Gps avant d'administrer le questionnaire.</w:t>
+            </w:r>
+          </w:p>
+        </w:tc>
+      </w:tr>
+      <w:tr>
+        <w:tc>
+          <w:tcPr>
+            <w:tcW w:type="dxa" w:w="964"/>
+          </w:tcPr>
+          <w:p>
+            <w:r>
+              <w:rPr>
+                <w:b/>
+                <w:i w:val="0"/>
+                <w:color w:val="EA580C"/>
+                <w:sz w:val="16"/>
+              </w:rPr>
+              <w:t>Moyenne</w:t>
+            </w:r>
+          </w:p>
+        </w:tc>
+        <w:tc>
+          <w:tcPr>
+            <w:tcW w:type="dxa" w:w="1247"/>
+          </w:tcPr>
+          <w:p>
+            <w:r>
+              <w:rPr>
+                <w:b/>
+                <w:i w:val="0"/>
+                <w:sz w:val="16"/>
+              </w:rPr>
+              <w:t>S00</w:t>
+              <w:br/>
+            </w:r>
+            <w:r>
+              <w:rPr>
+                <w:b w:val="0"/>
+                <w:i w:val="0"/>
+                <w:color w:val="64748B"/>
+                <w:sz w:val="14"/>
+              </w:rPr>
+              <w:t>Identification</w:t>
+            </w:r>
+          </w:p>
+        </w:tc>
+        <w:tc>
+          <w:tcPr>
+            <w:tcW w:type="dxa" w:w="1531"/>
+          </w:tcPr>
+          <w:p>
+            <w:r>
+              <w:rPr>
+                <w:b/>
+                <w:i w:val="0"/>
+                <w:color w:val="16A34A"/>
+                <w:sz w:val="16"/>
+              </w:rPr>
+              <w:t>—</w:t>
+            </w:r>
+          </w:p>
+        </w:tc>
+        <w:tc>
+          <w:tcPr>
+            <w:tcW w:type="dxa" w:w="1191"/>
+          </w:tcPr>
+          <w:p>
+            <w:r>
+              <w:rPr>
+                <w:b w:val="0"/>
+                <w:i w:val="0"/>
+                <w:color w:val="64748B"/>
+                <w:sz w:val="16"/>
+              </w:rPr>
+              <w:t>GT-CQ</w:t>
+            </w:r>
+          </w:p>
+        </w:tc>
+        <w:tc>
+          <w:tcPr>
+            <w:tcW w:type="dxa" w:w="4706"/>
+          </w:tcPr>
+          <w:p>
+            <w:r>
+              <w:rPr>
+                <w:b w:val="0"/>
+                <w:i w:val="0"/>
+                <w:sz w:val="17"/>
+              </w:rPr>
+              <w:t>Prière de prendre les coordonnées GPS.</w:t>
+            </w:r>
+          </w:p>
+        </w:tc>
+      </w:tr>
+      <w:tr>
+        <w:tc>
+          <w:tcPr>
+            <w:tcW w:type="dxa" w:w="964"/>
+          </w:tcPr>
+          <w:p>
+            <w:r>
+              <w:rPr>
+                <w:b/>
+                <w:i w:val="0"/>
+                <w:color w:val="EA580C"/>
+                <w:sz w:val="16"/>
+              </w:rPr>
+              <w:t>Moyenne</w:t>
+            </w:r>
+          </w:p>
+        </w:tc>
+        <w:tc>
+          <w:tcPr>
+            <w:tcW w:type="dxa" w:w="1247"/>
+          </w:tcPr>
+          <w:p>
+            <w:r>
+              <w:rPr>
+                <w:b/>
+                <w:i w:val="0"/>
+                <w:sz w:val="16"/>
+              </w:rPr>
+              <w:t>S00</w:t>
+              <w:br/>
+            </w:r>
+            <w:r>
+              <w:rPr>
+                <w:b w:val="0"/>
+                <w:i w:val="0"/>
+                <w:color w:val="64748B"/>
+                <w:sz w:val="14"/>
+              </w:rPr>
+              <w:t>Identification</w:t>
+            </w:r>
+          </w:p>
+        </w:tc>
+        <w:tc>
+          <w:tcPr>
+            <w:tcW w:type="dxa" w:w="1531"/>
+          </w:tcPr>
+          <w:p>
+            <w:r>
+              <w:rPr>
+                <w:b/>
+                <w:i w:val="0"/>
+                <w:color w:val="16A34A"/>
+                <w:sz w:val="16"/>
+              </w:rPr>
+              <w:t>—</w:t>
+            </w:r>
+          </w:p>
+        </w:tc>
+        <w:tc>
+          <w:tcPr>
+            <w:tcW w:type="dxa" w:w="1191"/>
+          </w:tcPr>
+          <w:p>
+            <w:r>
+              <w:rPr>
+                <w:b w:val="0"/>
+                <w:i w:val="0"/>
+                <w:color w:val="64748B"/>
+                <w:sz w:val="16"/>
+              </w:rPr>
+              <w:t>GT-CQ</w:t>
+            </w:r>
+          </w:p>
+        </w:tc>
+        <w:tc>
+          <w:tcPr>
+            <w:tcW w:type="dxa" w:w="4706"/>
+          </w:tcPr>
+          <w:p>
+            <w:r>
+              <w:rPr>
+                <w:b w:val="0"/>
+                <w:i w:val="0"/>
+                <w:sz w:val="17"/>
+              </w:rPr>
+              <w:t>L'adresse ou la localisation du ménage doit être bien renseignée, ne doit pas contenir des numéros de téléphone et elle semble courte pour être une adresse.</w:t>
+            </w:r>
+          </w:p>
+        </w:tc>
+      </w:tr>
+      <w:tr>
+        <w:tc>
+          <w:tcPr>
+            <w:tcW w:type="dxa" w:w="964"/>
+          </w:tcPr>
+          <w:p>
+            <w:r>
+              <w:rPr>
+                <w:b/>
+                <w:i w:val="0"/>
+                <w:color w:val="EA580C"/>
+                <w:sz w:val="16"/>
+              </w:rPr>
+              <w:t>Moyenne</w:t>
+            </w:r>
+          </w:p>
+        </w:tc>
+        <w:tc>
+          <w:tcPr>
+            <w:tcW w:type="dxa" w:w="1247"/>
+          </w:tcPr>
+          <w:p>
+            <w:r>
+              <w:rPr>
+                <w:b/>
+                <w:i w:val="0"/>
+                <w:sz w:val="16"/>
+              </w:rPr>
+              <w:t>S00</w:t>
+              <w:br/>
+            </w:r>
+            <w:r>
+              <w:rPr>
+                <w:b w:val="0"/>
+                <w:i w:val="0"/>
+                <w:color w:val="64748B"/>
+                <w:sz w:val="14"/>
+              </w:rPr>
+              <w:t>Identification</w:t>
+            </w:r>
+          </w:p>
+        </w:tc>
+        <w:tc>
+          <w:tcPr>
+            <w:tcW w:type="dxa" w:w="1531"/>
+          </w:tcPr>
+          <w:p>
+            <w:r>
+              <w:rPr>
+                <w:b/>
+                <w:i w:val="0"/>
+                <w:color w:val="16A34A"/>
+                <w:sz w:val="16"/>
+              </w:rPr>
+              <w:t>—</w:t>
+            </w:r>
+          </w:p>
+        </w:tc>
+        <w:tc>
+          <w:tcPr>
+            <w:tcW w:type="dxa" w:w="1191"/>
+          </w:tcPr>
+          <w:p>
+            <w:r>
+              <w:rPr>
+                <w:b w:val="0"/>
+                <w:i w:val="0"/>
+                <w:color w:val="64748B"/>
+                <w:sz w:val="16"/>
+              </w:rPr>
+              <w:t>GT-CQ</w:t>
+            </w:r>
+          </w:p>
+        </w:tc>
+        <w:tc>
+          <w:tcPr>
+            <w:tcW w:type="dxa" w:w="4706"/>
+          </w:tcPr>
+          <w:p>
+            <w:r>
+              <w:rPr>
+                <w:b w:val="0"/>
+                <w:i w:val="0"/>
+                <w:sz w:val="17"/>
+              </w:rPr>
+              <w:t>Prière de renseigner la bonne adresse.</w:t>
+            </w:r>
+          </w:p>
+        </w:tc>
+      </w:tr>
+      <w:tr>
+        <w:tc>
+          <w:tcPr>
+            <w:tcW w:type="dxa" w:w="964"/>
+          </w:tcPr>
+          <w:p>
+            <w:r>
+              <w:rPr>
+                <w:b/>
+                <w:i w:val="0"/>
+                <w:color w:val="EA580C"/>
+                <w:sz w:val="16"/>
+              </w:rPr>
+              <w:t>Moyenne</w:t>
+            </w:r>
+          </w:p>
+        </w:tc>
+        <w:tc>
+          <w:tcPr>
+            <w:tcW w:type="dxa" w:w="1247"/>
+          </w:tcPr>
+          <w:p>
+            <w:r>
+              <w:rPr>
+                <w:b/>
+                <w:i w:val="0"/>
+                <w:sz w:val="16"/>
+              </w:rPr>
+              <w:t>S01</w:t>
+              <w:br/>
+            </w:r>
+            <w:r>
+              <w:rPr>
+                <w:b w:val="0"/>
+                <w:i w:val="0"/>
+                <w:color w:val="64748B"/>
+                <w:sz w:val="14"/>
+              </w:rPr>
+              <w:t>Démographie</w:t>
+            </w:r>
+          </w:p>
+        </w:tc>
+        <w:tc>
+          <w:tcPr>
+            <w:tcW w:type="dxa" w:w="1531"/>
+          </w:tcPr>
+          <w:p>
+            <w:r>
+              <w:rPr>
+                <w:b/>
+                <w:i w:val="0"/>
+                <w:color w:val="16A34A"/>
+                <w:sz w:val="16"/>
+              </w:rPr>
+              <w:t>s01q00</w:t>
+            </w:r>
+          </w:p>
+        </w:tc>
+        <w:tc>
+          <w:tcPr>
+            <w:tcW w:type="dxa" w:w="1191"/>
+          </w:tcPr>
+          <w:p>
+            <w:r>
+              <w:rPr>
+                <w:b w:val="0"/>
+                <w:i w:val="0"/>
+                <w:color w:val="64748B"/>
+                <w:sz w:val="16"/>
+              </w:rPr>
+              <w:t>GT-CQ</w:t>
+            </w:r>
+          </w:p>
+        </w:tc>
+        <w:tc>
+          <w:tcPr>
+            <w:tcW w:type="dxa" w:w="4706"/>
+          </w:tcPr>
+          <w:p>
+            <w:r>
+              <w:rPr>
+                <w:b w:val="0"/>
+                <w:i w:val="0"/>
+                <w:sz w:val="17"/>
+              </w:rPr>
+              <w:t>Attention ! Vous avez déclaré en s01q00 que le répondant est la personne elle-même, or MARIAMA GOMIS est trop jeune (9 ans) pour fournir des informations correctes.</w:t>
+            </w:r>
+          </w:p>
+        </w:tc>
+      </w:tr>
+      <w:tr>
+        <w:tc>
+          <w:tcPr>
+            <w:tcW w:type="dxa" w:w="964"/>
+          </w:tcPr>
+          <w:p>
+            <w:r>
+              <w:rPr>
+                <w:b/>
+                <w:i w:val="0"/>
+                <w:color w:val="EA580C"/>
+                <w:sz w:val="16"/>
+              </w:rPr>
+              <w:t>Moyenne</w:t>
+            </w:r>
+          </w:p>
+        </w:tc>
+        <w:tc>
+          <w:tcPr>
+            <w:tcW w:type="dxa" w:w="1247"/>
+          </w:tcPr>
+          <w:p>
+            <w:r>
+              <w:rPr>
+                <w:b/>
+                <w:i w:val="0"/>
+                <w:sz w:val="16"/>
+              </w:rPr>
+              <w:t>S01</w:t>
+              <w:br/>
+            </w:r>
+            <w:r>
+              <w:rPr>
+                <w:b w:val="0"/>
+                <w:i w:val="0"/>
+                <w:color w:val="64748B"/>
+                <w:sz w:val="14"/>
+              </w:rPr>
+              <w:t>Démographie</w:t>
+            </w:r>
+          </w:p>
+        </w:tc>
+        <w:tc>
+          <w:tcPr>
+            <w:tcW w:type="dxa" w:w="1531"/>
+          </w:tcPr>
+          <w:p>
+            <w:r>
+              <w:rPr>
+                <w:b/>
+                <w:i w:val="0"/>
+                <w:color w:val="16A34A"/>
+                <w:sz w:val="16"/>
+              </w:rPr>
+              <w:t>—</w:t>
+            </w:r>
+          </w:p>
+        </w:tc>
+        <w:tc>
+          <w:tcPr>
+            <w:tcW w:type="dxa" w:w="1191"/>
+          </w:tcPr>
+          <w:p>
+            <w:r>
+              <w:rPr>
+                <w:b w:val="0"/>
+                <w:i w:val="0"/>
+                <w:color w:val="64748B"/>
+                <w:sz w:val="16"/>
+              </w:rPr>
+              <w:t>GT-CQ</w:t>
+            </w:r>
+          </w:p>
+        </w:tc>
+        <w:tc>
+          <w:tcPr>
+            <w:tcW w:type="dxa" w:w="4706"/>
+          </w:tcPr>
+          <w:p>
+            <w:r>
+              <w:rPr>
+                <w:b w:val="0"/>
+                <w:i w:val="0"/>
+                <w:sz w:val="17"/>
+              </w:rPr>
+              <w:t>Prière de refaire la section 1 pour MARIAMA GOMIS en demandant à un adulte de répondre aux questions à sa place.</w:t>
+            </w:r>
+          </w:p>
+        </w:tc>
+      </w:tr>
+      <w:tr>
+        <w:tc>
+          <w:tcPr>
+            <w:tcW w:type="dxa" w:w="964"/>
+          </w:tcPr>
+          <w:p>
+            <w:r>
+              <w:rPr>
+                <w:b/>
+                <w:i w:val="0"/>
+                <w:color w:val="EA580C"/>
+                <w:sz w:val="16"/>
+              </w:rPr>
+              <w:t>Moyenne</w:t>
+            </w:r>
+          </w:p>
+        </w:tc>
+        <w:tc>
+          <w:tcPr>
+            <w:tcW w:type="dxa" w:w="1247"/>
+          </w:tcPr>
+          <w:p>
+            <w:r>
+              <w:rPr>
+                <w:b/>
+                <w:i w:val="0"/>
+                <w:sz w:val="16"/>
+              </w:rPr>
+              <w:t>S01</w:t>
+              <w:br/>
+            </w:r>
+            <w:r>
+              <w:rPr>
+                <w:b w:val="0"/>
+                <w:i w:val="0"/>
+                <w:color w:val="64748B"/>
+                <w:sz w:val="14"/>
+              </w:rPr>
+              <w:t>Démographie</w:t>
+            </w:r>
+          </w:p>
+        </w:tc>
+        <w:tc>
+          <w:tcPr>
+            <w:tcW w:type="dxa" w:w="1531"/>
+          </w:tcPr>
+          <w:p>
+            <w:r>
+              <w:rPr>
+                <w:b/>
+                <w:i w:val="0"/>
+                <w:color w:val="16A34A"/>
+                <w:sz w:val="16"/>
+              </w:rPr>
+              <w:t>—</w:t>
+            </w:r>
+          </w:p>
+        </w:tc>
+        <w:tc>
+          <w:tcPr>
+            <w:tcW w:type="dxa" w:w="1191"/>
+          </w:tcPr>
+          <w:p>
+            <w:r>
+              <w:rPr>
+                <w:b w:val="0"/>
+                <w:i w:val="0"/>
+                <w:color w:val="64748B"/>
+                <w:sz w:val="16"/>
+              </w:rPr>
+              <w:t>GT-CQ</w:t>
+            </w:r>
+          </w:p>
+        </w:tc>
+        <w:tc>
+          <w:tcPr>
+            <w:tcW w:type="dxa" w:w="4706"/>
+          </w:tcPr>
+          <w:p>
+            <w:r>
+              <w:rPr>
+                <w:b w:val="0"/>
+                <w:i w:val="0"/>
+                <w:sz w:val="17"/>
+              </w:rPr>
+              <w:t>Prière de verifier l'information donnée par MARIAMA GOMIS ou corriger au niveau de la section 1.</w:t>
+            </w:r>
+          </w:p>
+        </w:tc>
+      </w:tr>
+      <w:tr>
+        <w:tc>
+          <w:tcPr>
+            <w:tcW w:type="dxa" w:w="964"/>
+          </w:tcPr>
+          <w:p>
+            <w:r>
+              <w:rPr>
+                <w:b/>
+                <w:i w:val="0"/>
+                <w:color w:val="EA580C"/>
+                <w:sz w:val="16"/>
+              </w:rPr>
+              <w:t>Moyenne</w:t>
+            </w:r>
+          </w:p>
+        </w:tc>
+        <w:tc>
+          <w:tcPr>
+            <w:tcW w:type="dxa" w:w="1247"/>
+          </w:tcPr>
+          <w:p>
+            <w:r>
+              <w:rPr>
+                <w:b/>
+                <w:i w:val="0"/>
+                <w:sz w:val="16"/>
+              </w:rPr>
+              <w:t>S01</w:t>
+              <w:br/>
+            </w:r>
+            <w:r>
+              <w:rPr>
+                <w:b w:val="0"/>
+                <w:i w:val="0"/>
+                <w:color w:val="64748B"/>
+                <w:sz w:val="14"/>
+              </w:rPr>
+              <w:t>Démographie</w:t>
+            </w:r>
+          </w:p>
+        </w:tc>
+        <w:tc>
+          <w:tcPr>
+            <w:tcW w:type="dxa" w:w="1531"/>
+          </w:tcPr>
+          <w:p>
+            <w:r>
+              <w:rPr>
+                <w:b/>
+                <w:i w:val="0"/>
+                <w:color w:val="16A34A"/>
+                <w:sz w:val="16"/>
+              </w:rPr>
+              <w:t>—</w:t>
+            </w:r>
+          </w:p>
+        </w:tc>
+        <w:tc>
+          <w:tcPr>
+            <w:tcW w:type="dxa" w:w="1191"/>
+          </w:tcPr>
+          <w:p>
+            <w:r>
+              <w:rPr>
+                <w:b w:val="0"/>
+                <w:i w:val="0"/>
+                <w:color w:val="64748B"/>
+                <w:sz w:val="16"/>
+              </w:rPr>
+              <w:t>GT-CQ</w:t>
+            </w:r>
+          </w:p>
+        </w:tc>
+        <w:tc>
+          <w:tcPr>
+            <w:tcW w:type="dxa" w:w="4706"/>
+          </w:tcPr>
+          <w:p>
+            <w:r>
+              <w:rPr>
+                <w:b w:val="0"/>
+                <w:i w:val="0"/>
+                <w:sz w:val="17"/>
+              </w:rPr>
+              <w:t>Prière de verifier l'information donnée par ALADJI DIALLO ou corriger au niveau de la section 1.</w:t>
+            </w:r>
+          </w:p>
+        </w:tc>
+      </w:tr>
+      <w:tr>
+        <w:tc>
+          <w:tcPr>
+            <w:tcW w:type="dxa" w:w="964"/>
+          </w:tcPr>
+          <w:p>
+            <w:r>
+              <w:rPr>
+                <w:b/>
+                <w:i w:val="0"/>
+                <w:color w:val="EA580C"/>
+                <w:sz w:val="16"/>
+              </w:rPr>
+              <w:t>Moyenne</w:t>
+            </w:r>
+          </w:p>
+        </w:tc>
+        <w:tc>
+          <w:tcPr>
+            <w:tcW w:type="dxa" w:w="1247"/>
+          </w:tcPr>
+          <w:p>
+            <w:r>
+              <w:rPr>
+                <w:b/>
+                <w:i w:val="0"/>
+                <w:sz w:val="16"/>
+              </w:rPr>
+              <w:t>S01</w:t>
+              <w:br/>
+            </w:r>
+            <w:r>
+              <w:rPr>
+                <w:b w:val="0"/>
+                <w:i w:val="0"/>
+                <w:color w:val="64748B"/>
+                <w:sz w:val="14"/>
+              </w:rPr>
+              <w:t>Démographie</w:t>
+            </w:r>
+          </w:p>
+        </w:tc>
+        <w:tc>
+          <w:tcPr>
+            <w:tcW w:type="dxa" w:w="1531"/>
+          </w:tcPr>
+          <w:p>
+            <w:r>
+              <w:rPr>
+                <w:b/>
+                <w:i w:val="0"/>
+                <w:color w:val="16A34A"/>
+                <w:sz w:val="16"/>
+              </w:rPr>
+              <w:t>—</w:t>
+            </w:r>
+          </w:p>
+        </w:tc>
+        <w:tc>
+          <w:tcPr>
+            <w:tcW w:type="dxa" w:w="1191"/>
+          </w:tcPr>
+          <w:p>
+            <w:r>
+              <w:rPr>
+                <w:b w:val="0"/>
+                <w:i w:val="0"/>
+                <w:color w:val="64748B"/>
+                <w:sz w:val="16"/>
+              </w:rPr>
+              <w:t>GT-CQ</w:t>
+            </w:r>
+          </w:p>
+        </w:tc>
+        <w:tc>
+          <w:tcPr>
+            <w:tcW w:type="dxa" w:w="4706"/>
+          </w:tcPr>
+          <w:p>
+            <w:r>
+              <w:rPr>
+                <w:b w:val="0"/>
+                <w:i w:val="0"/>
+                <w:sz w:val="17"/>
+              </w:rPr>
+              <w:t>Prière de verifier l'information donnée par ASTOU GOMIS ou corriger au niveau de la section 1.</w:t>
+            </w:r>
+          </w:p>
+        </w:tc>
+      </w:tr>
+      <w:tr>
+        <w:tc>
+          <w:tcPr>
+            <w:tcW w:type="dxa" w:w="964"/>
+          </w:tcPr>
+          <w:p>
+            <w:r>
+              <w:rPr>
+                <w:b/>
+                <w:i w:val="0"/>
+                <w:color w:val="EA580C"/>
+                <w:sz w:val="16"/>
+              </w:rPr>
+              <w:t>Moyenne</w:t>
+            </w:r>
+          </w:p>
+        </w:tc>
+        <w:tc>
+          <w:tcPr>
+            <w:tcW w:type="dxa" w:w="1247"/>
+          </w:tcPr>
+          <w:p>
+            <w:r>
+              <w:rPr>
+                <w:b/>
+                <w:i w:val="0"/>
+                <w:sz w:val="16"/>
+              </w:rPr>
+              <w:t>S01</w:t>
+              <w:br/>
+            </w:r>
+            <w:r>
+              <w:rPr>
+                <w:b w:val="0"/>
+                <w:i w:val="0"/>
+                <w:color w:val="64748B"/>
+                <w:sz w:val="14"/>
+              </w:rPr>
+              <w:t>Démographie</w:t>
+            </w:r>
+          </w:p>
+        </w:tc>
+        <w:tc>
+          <w:tcPr>
+            <w:tcW w:type="dxa" w:w="1531"/>
+          </w:tcPr>
+          <w:p>
+            <w:r>
+              <w:rPr>
+                <w:b/>
+                <w:i w:val="0"/>
+                <w:color w:val="16A34A"/>
+                <w:sz w:val="16"/>
+              </w:rPr>
+              <w:t>—</w:t>
+            </w:r>
+          </w:p>
+        </w:tc>
+        <w:tc>
+          <w:tcPr>
+            <w:tcW w:type="dxa" w:w="1191"/>
+          </w:tcPr>
+          <w:p>
+            <w:r>
+              <w:rPr>
+                <w:b w:val="0"/>
+                <w:i w:val="0"/>
+                <w:color w:val="64748B"/>
+                <w:sz w:val="16"/>
+              </w:rPr>
+              <w:t>GT-CQ</w:t>
+            </w:r>
+          </w:p>
+        </w:tc>
+        <w:tc>
+          <w:tcPr>
+            <w:tcW w:type="dxa" w:w="4706"/>
+          </w:tcPr>
+          <w:p>
+            <w:r>
+              <w:rPr>
+                <w:b w:val="0"/>
+                <w:i w:val="0"/>
+                <w:sz w:val="17"/>
+              </w:rPr>
+              <w:t>Prière de verifier l'information donnée par LAMINE DIATTA ou corriger au niveau de la section 1.</w:t>
+            </w:r>
+          </w:p>
+        </w:tc>
+      </w:tr>
+      <w:tr>
+        <w:tc>
+          <w:tcPr>
+            <w:tcW w:type="dxa" w:w="964"/>
+          </w:tcPr>
+          <w:p>
+            <w:r>
+              <w:rPr>
+                <w:b/>
+                <w:i w:val="0"/>
+                <w:color w:val="EA580C"/>
+                <w:sz w:val="16"/>
+              </w:rPr>
+              <w:t>Moyenne</w:t>
+            </w:r>
+          </w:p>
+        </w:tc>
+        <w:tc>
+          <w:tcPr>
+            <w:tcW w:type="dxa" w:w="1247"/>
+          </w:tcPr>
+          <w:p>
+            <w:r>
+              <w:rPr>
+                <w:b/>
+                <w:i w:val="0"/>
+                <w:sz w:val="16"/>
+              </w:rPr>
+              <w:t>S01</w:t>
+              <w:br/>
+            </w:r>
+            <w:r>
+              <w:rPr>
+                <w:b w:val="0"/>
+                <w:i w:val="0"/>
+                <w:color w:val="64748B"/>
+                <w:sz w:val="14"/>
+              </w:rPr>
+              <w:t>Démographie</w:t>
+            </w:r>
+          </w:p>
+        </w:tc>
+        <w:tc>
+          <w:tcPr>
+            <w:tcW w:type="dxa" w:w="1531"/>
+          </w:tcPr>
+          <w:p>
+            <w:r>
+              <w:rPr>
+                <w:b/>
+                <w:i w:val="0"/>
+                <w:color w:val="16A34A"/>
+                <w:sz w:val="16"/>
+              </w:rPr>
+              <w:t>—</w:t>
+            </w:r>
+          </w:p>
+        </w:tc>
+        <w:tc>
+          <w:tcPr>
+            <w:tcW w:type="dxa" w:w="1191"/>
+          </w:tcPr>
+          <w:p>
+            <w:r>
+              <w:rPr>
+                <w:b w:val="0"/>
+                <w:i w:val="0"/>
+                <w:color w:val="64748B"/>
+                <w:sz w:val="16"/>
+              </w:rPr>
+              <w:t>GT-CQ</w:t>
+            </w:r>
+          </w:p>
+        </w:tc>
+        <w:tc>
+          <w:tcPr>
+            <w:tcW w:type="dxa" w:w="4706"/>
+          </w:tcPr>
+          <w:p>
+            <w:r>
+              <w:rPr>
+                <w:b w:val="0"/>
+                <w:i w:val="0"/>
+                <w:sz w:val="17"/>
+              </w:rPr>
+              <w:t>Prière de verifier l'information donnée par MAIMOUNA KANE ou corriger au niveau de la section 1.</w:t>
+            </w:r>
+          </w:p>
+        </w:tc>
+      </w:tr>
+      <w:tr>
+        <w:tc>
+          <w:tcPr>
+            <w:tcW w:type="dxa" w:w="964"/>
+          </w:tcPr>
+          <w:p>
+            <w:r>
+              <w:rPr>
+                <w:b/>
+                <w:i w:val="0"/>
+                <w:color w:val="EA580C"/>
+                <w:sz w:val="16"/>
+              </w:rPr>
+              <w:t>Moyenne</w:t>
+            </w:r>
+          </w:p>
+        </w:tc>
+        <w:tc>
+          <w:tcPr>
+            <w:tcW w:type="dxa" w:w="1247"/>
+          </w:tcPr>
+          <w:p>
+            <w:r>
+              <w:rPr>
+                <w:b/>
+                <w:i w:val="0"/>
+                <w:sz w:val="16"/>
+              </w:rPr>
+              <w:t>S01</w:t>
+              <w:br/>
+            </w:r>
+            <w:r>
+              <w:rPr>
+                <w:b w:val="0"/>
+                <w:i w:val="0"/>
+                <w:color w:val="64748B"/>
+                <w:sz w:val="14"/>
+              </w:rPr>
+              <w:t>Démographie</w:t>
+            </w:r>
+          </w:p>
+        </w:tc>
+        <w:tc>
+          <w:tcPr>
+            <w:tcW w:type="dxa" w:w="1531"/>
+          </w:tcPr>
+          <w:p>
+            <w:r>
+              <w:rPr>
+                <w:b/>
+                <w:i w:val="0"/>
+                <w:color w:val="16A34A"/>
+                <w:sz w:val="16"/>
+              </w:rPr>
+              <w:t>—</w:t>
+            </w:r>
+          </w:p>
+        </w:tc>
+        <w:tc>
+          <w:tcPr>
+            <w:tcW w:type="dxa" w:w="1191"/>
+          </w:tcPr>
+          <w:p>
+            <w:r>
+              <w:rPr>
+                <w:b w:val="0"/>
+                <w:i w:val="0"/>
+                <w:color w:val="64748B"/>
+                <w:sz w:val="16"/>
+              </w:rPr>
+              <w:t>GT-CQ</w:t>
+            </w:r>
+          </w:p>
+        </w:tc>
+        <w:tc>
+          <w:tcPr>
+            <w:tcW w:type="dxa" w:w="4706"/>
+          </w:tcPr>
+          <w:p>
+            <w:r>
+              <w:rPr>
+                <w:b w:val="0"/>
+                <w:i w:val="0"/>
+                <w:sz w:val="17"/>
+              </w:rPr>
+              <w:t>Prière de verifier l'information donnée par YACINE SALL ou corriger au niveau de la section 1.</w:t>
+            </w:r>
+          </w:p>
+        </w:tc>
+      </w:tr>
+      <w:tr>
+        <w:tc>
+          <w:tcPr>
+            <w:tcW w:type="dxa" w:w="964"/>
+          </w:tcPr>
+          <w:p>
+            <w:r>
+              <w:rPr>
+                <w:b/>
+                <w:i w:val="0"/>
+                <w:color w:val="EA580C"/>
+                <w:sz w:val="16"/>
+              </w:rPr>
+              <w:t>Moyenne</w:t>
+            </w:r>
+          </w:p>
+        </w:tc>
+        <w:tc>
+          <w:tcPr>
+            <w:tcW w:type="dxa" w:w="1247"/>
+          </w:tcPr>
+          <w:p>
+            <w:r>
+              <w:rPr>
+                <w:b/>
+                <w:i w:val="0"/>
+                <w:sz w:val="16"/>
+              </w:rPr>
               <w:t>S02</w:t>
               <w:br/>
             </w:r>
@@ -1354,7 +3244,7 @@
                 <w:color w:val="16A34A"/>
                 <w:sz w:val="16"/>
               </w:rPr>
-              <w:t>s01q32, s01q36, s01q38, s04q37_modif, s02q33, s02q34, s01q00b</w:t>
+              <w:t>—</w:t>
             </w:r>
           </w:p>
         </w:tc>
@@ -1385,7 +3275,7 @@
                 <w:i w:val="0"/>
                 <w:sz w:val="17"/>
               </w:rPr>
-              <w:t>Peu probable!!! Vu l'âge (20 ans) de MAIMOUNA KANE ou l'année à laquelle MAIMOUNA KANE a fréquenté l'école pour la dernière fois (2022) le dernier diplome de MAIMOUNA KANE ne peut être le Certificat d'études primaires (CEP), prière de corriger cette incohérence ou confirmer avec le QG.</w:t>
+              <w:t>Attention!!! le montant payé de AWA SAMBOU pour la cotisation est de 300 FCFA qui semble faible.</w:t>
             </w:r>
           </w:p>
         </w:tc>
@@ -1400,10 +3290,10 @@
               <w:rPr>
                 <w:b/>
                 <w:i w:val="0"/>
-                <w:color w:val="DC2626"/>
-                <w:sz w:val="16"/>
-              </w:rPr>
-              <w:t>Haute</w:t>
+                <w:color w:val="EA580C"/>
+                <w:sz w:val="16"/>
+              </w:rPr>
+              <w:t>Moyenne</w:t>
             </w:r>
           </w:p>
         </w:tc>
@@ -1418,7 +3308,7 @@
                 <w:i w:val="0"/>
                 <w:sz w:val="16"/>
               </w:rPr>
-              <w:t>S04</w:t>
+              <w:t>S02</w:t>
               <w:br/>
             </w:r>
             <w:r>
@@ -1428,7 +3318,7 @@
                 <w:color w:val="64748B"/>
                 <w:sz w:val="14"/>
               </w:rPr>
-              <w:t>Emploi</w:t>
+              <w:t>Éducation</w:t>
             </w:r>
           </w:p>
         </w:tc>
@@ -1444,7 +3334,7 @@
                 <w:color w:val="16A34A"/>
                 <w:sz w:val="16"/>
               </w:rPr>
-              <w:t>s04q46</w:t>
+              <w:t>—</w:t>
             </w:r>
           </w:p>
         </w:tc>
@@ -1475,2527 +3365,7 @@
                 <w:i w:val="0"/>
                 <w:sz w:val="17"/>
               </w:rPr>
-              <w:t>Incohérence! MAIMOUNA KANE  evolue dans l'agriculture mais est  considéré comme salarié ou stagiaire/apprenti non renuméré, prière de revoir la question s04q46 et corriger.</w:t>
-            </w:r>
-          </w:p>
-        </w:tc>
-      </w:tr>
-      <w:tr>
-        <w:tc>
-          <w:tcPr>
-            <w:tcW w:type="dxa" w:w="964"/>
-          </w:tcPr>
-          <w:p>
-            <w:r>
-              <w:rPr>
-                <w:b/>
-                <w:i w:val="0"/>
-                <w:color w:val="DC2626"/>
-                <w:sz w:val="16"/>
-              </w:rPr>
-              <w:t>Haute</w:t>
-            </w:r>
-          </w:p>
-        </w:tc>
-        <w:tc>
-          <w:tcPr>
-            <w:tcW w:type="dxa" w:w="1247"/>
-          </w:tcPr>
-          <w:p>
-            <w:r>
-              <w:rPr>
-                <w:b/>
-                <w:i w:val="0"/>
-                <w:sz w:val="16"/>
-              </w:rPr>
-              <w:t>S11</w:t>
-              <w:br/>
-            </w:r>
-            <w:r>
-              <w:rPr>
-                <w:b w:val="0"/>
-                <w:i w:val="0"/>
-                <w:color w:val="64748B"/>
-                <w:sz w:val="14"/>
-              </w:rPr>
-              <w:t>Logement / cadre de vie</w:t>
-            </w:r>
-          </w:p>
-        </w:tc>
-        <w:tc>
-          <w:tcPr>
-            <w:tcW w:type="dxa" w:w="1531"/>
-          </w:tcPr>
-          <w:p>
-            <w:r>
-              <w:rPr>
-                <w:b/>
-                <w:i w:val="0"/>
-                <w:color w:val="16A34A"/>
-                <w:sz w:val="16"/>
-              </w:rPr>
-              <w:t>s01q10, s02q30, s02q34, s03q50, s04q23, s04q24, s04q37, s04q44</w:t>
-            </w:r>
-          </w:p>
-        </w:tc>
-        <w:tc>
-          <w:tcPr>
-            <w:tcW w:type="dxa" w:w="1191"/>
-          </w:tcPr>
-          <w:p>
-            <w:r>
-              <w:rPr>
-                <w:b w:val="0"/>
-                <w:i w:val="0"/>
-                <w:color w:val="64748B"/>
-                <w:sz w:val="16"/>
-              </w:rPr>
-              <w:t>GT-CQ</w:t>
-            </w:r>
-          </w:p>
-        </w:tc>
-        <w:tc>
-          <w:tcPr>
-            <w:tcW w:type="dxa" w:w="4706"/>
-          </w:tcPr>
-          <w:p>
-            <w:r>
-              <w:rPr>
-                <w:b w:val="0"/>
-                <w:i w:val="0"/>
-                <w:sz w:val="17"/>
-              </w:rPr>
-              <w:t>Le montant de la dernière facture d'eau est de 0 FCFA  qui semble incohérent, Prière de vérifier les questions 11.23a et 11.23b auprès du ménage ou confirmer.</w:t>
-            </w:r>
-          </w:p>
-        </w:tc>
-      </w:tr>
-      <w:tr>
-        <w:tc>
-          <w:tcPr>
-            <w:tcW w:type="dxa" w:w="964"/>
-          </w:tcPr>
-          <w:p>
-            <w:r>
-              <w:rPr>
-                <w:b/>
-                <w:i w:val="0"/>
-                <w:color w:val="DC2626"/>
-                <w:sz w:val="16"/>
-              </w:rPr>
-              <w:t>Haute</w:t>
-            </w:r>
-          </w:p>
-        </w:tc>
-        <w:tc>
-          <w:tcPr>
-            <w:tcW w:type="dxa" w:w="1247"/>
-          </w:tcPr>
-          <w:p>
-            <w:r>
-              <w:rPr>
-                <w:b/>
-                <w:i w:val="0"/>
-                <w:sz w:val="16"/>
-              </w:rPr>
-              <w:t>S16</w:t>
-              <w:br/>
-            </w:r>
-            <w:r>
-              <w:rPr>
-                <w:b w:val="0"/>
-                <w:i w:val="0"/>
-                <w:color w:val="64748B"/>
-                <w:sz w:val="14"/>
-              </w:rPr>
-              <w:t>Agriculture</w:t>
-            </w:r>
-          </w:p>
-        </w:tc>
-        <w:tc>
-          <w:tcPr>
-            <w:tcW w:type="dxa" w:w="1531"/>
-          </w:tcPr>
-          <w:p>
-            <w:r>
-              <w:rPr>
-                <w:b/>
-                <w:i w:val="0"/>
-                <w:color w:val="16A34A"/>
-                <w:sz w:val="16"/>
-              </w:rPr>
-              <w:t>s01q02, s02q01__1, s02q02__1, s02q03__1, s02q15, s03q17, s04q28, s04q35d</w:t>
-            </w:r>
-          </w:p>
-        </w:tc>
-        <w:tc>
-          <w:tcPr>
-            <w:tcW w:type="dxa" w:w="1191"/>
-          </w:tcPr>
-          <w:p>
-            <w:r>
-              <w:rPr>
-                <w:b w:val="0"/>
-                <w:i w:val="0"/>
-                <w:color w:val="64748B"/>
-                <w:sz w:val="16"/>
-              </w:rPr>
-              <w:t>GT-CQ</w:t>
-            </w:r>
-          </w:p>
-        </w:tc>
-        <w:tc>
-          <w:tcPr>
-            <w:tcW w:type="dxa" w:w="4706"/>
-          </w:tcPr>
-          <w:p>
-            <w:r>
-              <w:rPr>
-                <w:b w:val="0"/>
-                <w:i w:val="0"/>
-                <w:sz w:val="17"/>
-              </w:rPr>
-              <w:t>Incoherence! Le nombre de cultures dans la parcelle parcelle maraîchage est de 6 cultures qui semble trop élévé ou non renseigné, prière de corriger.</w:t>
-            </w:r>
-          </w:p>
-        </w:tc>
-      </w:tr>
-      <w:tr>
-        <w:tc>
-          <w:tcPr>
-            <w:tcW w:type="dxa" w:w="964"/>
-          </w:tcPr>
-          <w:p>
-            <w:r>
-              <w:rPr>
-                <w:b/>
-                <w:i w:val="0"/>
-                <w:color w:val="DC2626"/>
-                <w:sz w:val="16"/>
-              </w:rPr>
-              <w:t>Haute</w:t>
-            </w:r>
-          </w:p>
-        </w:tc>
-        <w:tc>
-          <w:tcPr>
-            <w:tcW w:type="dxa" w:w="1247"/>
-          </w:tcPr>
-          <w:p>
-            <w:r>
-              <w:rPr>
-                <w:b/>
-                <w:i w:val="0"/>
-                <w:sz w:val="16"/>
-              </w:rPr>
-              <w:t>S16</w:t>
-              <w:br/>
-            </w:r>
-            <w:r>
-              <w:rPr>
-                <w:b w:val="0"/>
-                <w:i w:val="0"/>
-                <w:color w:val="64748B"/>
-                <w:sz w:val="14"/>
-              </w:rPr>
-              <w:t>Agriculture</w:t>
-            </w:r>
-          </w:p>
-        </w:tc>
-        <w:tc>
-          <w:tcPr>
-            <w:tcW w:type="dxa" w:w="1531"/>
-          </w:tcPr>
-          <w:p>
-            <w:r>
-              <w:rPr>
-                <w:b/>
-                <w:i w:val="0"/>
-                <w:color w:val="16A34A"/>
-                <w:sz w:val="16"/>
-              </w:rPr>
-              <w:t>—</w:t>
-            </w:r>
-          </w:p>
-        </w:tc>
-        <w:tc>
-          <w:tcPr>
-            <w:tcW w:type="dxa" w:w="1191"/>
-          </w:tcPr>
-          <w:p>
-            <w:r>
-              <w:rPr>
-                <w:b w:val="0"/>
-                <w:i w:val="0"/>
-                <w:color w:val="64748B"/>
-                <w:sz w:val="16"/>
-              </w:rPr>
-              <w:t>GT-CQ</w:t>
-            </w:r>
-          </w:p>
-        </w:tc>
-        <w:tc>
-          <w:tcPr>
-            <w:tcW w:type="dxa" w:w="4706"/>
-          </w:tcPr>
-          <w:p>
-            <w:r>
-              <w:rPr>
-                <w:b w:val="0"/>
-                <w:i w:val="0"/>
-                <w:sz w:val="17"/>
-              </w:rPr>
-              <w:t>Prière de corriger cette incoherence.</w:t>
-            </w:r>
-          </w:p>
-        </w:tc>
-      </w:tr>
-      <w:tr>
-        <w:tc>
-          <w:tcPr>
-            <w:tcW w:type="dxa" w:w="964"/>
-          </w:tcPr>
-          <w:p>
-            <w:r>
-              <w:rPr>
-                <w:b/>
-                <w:i w:val="0"/>
-                <w:color w:val="DC2626"/>
-                <w:sz w:val="16"/>
-              </w:rPr>
-              <w:t>Haute</w:t>
-            </w:r>
-          </w:p>
-        </w:tc>
-        <w:tc>
-          <w:tcPr>
-            <w:tcW w:type="dxa" w:w="1247"/>
-          </w:tcPr>
-          <w:p>
-            <w:r>
-              <w:rPr>
-                <w:b/>
-                <w:i w:val="0"/>
-                <w:sz w:val="16"/>
-              </w:rPr>
-              <w:t>S16</w:t>
-              <w:br/>
-            </w:r>
-            <w:r>
-              <w:rPr>
-                <w:b w:val="0"/>
-                <w:i w:val="0"/>
-                <w:color w:val="64748B"/>
-                <w:sz w:val="14"/>
-              </w:rPr>
-              <w:t>Agriculture</w:t>
-            </w:r>
-          </w:p>
-        </w:tc>
-        <w:tc>
-          <w:tcPr>
-            <w:tcW w:type="dxa" w:w="1531"/>
-          </w:tcPr>
-          <w:p>
-            <w:r>
-              <w:rPr>
-                <w:b/>
-                <w:i w:val="0"/>
-                <w:color w:val="16A34A"/>
-                <w:sz w:val="16"/>
-              </w:rPr>
-              <w:t>s00q07a, s00q08, s00q10, s00q13_0, s00q15_0, s00q17_0, s00q23a, s00q23b</w:t>
-            </w:r>
-          </w:p>
-        </w:tc>
-        <w:tc>
-          <w:tcPr>
-            <w:tcW w:type="dxa" w:w="1191"/>
-          </w:tcPr>
-          <w:p>
-            <w:r>
-              <w:rPr>
-                <w:b w:val="0"/>
-                <w:i w:val="0"/>
-                <w:color w:val="64748B"/>
-                <w:sz w:val="16"/>
-              </w:rPr>
-              <w:t>GT-CQ</w:t>
-            </w:r>
-          </w:p>
-        </w:tc>
-        <w:tc>
-          <w:tcPr>
-            <w:tcW w:type="dxa" w:w="4706"/>
-          </w:tcPr>
-          <w:p>
-            <w:r>
-              <w:rPr>
-                <w:b w:val="0"/>
-                <w:i w:val="0"/>
-                <w:sz w:val="17"/>
-              </w:rPr>
-              <w:t>La somme des quantités consommées (0 kg), des quantités offertes (0 kg),  des quantités vendus (3 kg) et des quantités en stock (0 kg) depasse la quantité totale (1 kg) que le ménage a eu après la recolte de Piment , prière de corriger cette incoherence.</w:t>
-            </w:r>
-          </w:p>
-        </w:tc>
-      </w:tr>
-      <w:tr>
-        <w:tc>
-          <w:tcPr>
-            <w:tcW w:type="dxa" w:w="964"/>
-          </w:tcPr>
-          <w:p>
-            <w:r>
-              <w:rPr>
-                <w:b/>
-                <w:i w:val="0"/>
-                <w:color w:val="DC2626"/>
-                <w:sz w:val="16"/>
-              </w:rPr>
-              <w:t>Haute</w:t>
-            </w:r>
-          </w:p>
-        </w:tc>
-        <w:tc>
-          <w:tcPr>
-            <w:tcW w:type="dxa" w:w="1247"/>
-          </w:tcPr>
-          <w:p>
-            <w:r>
-              <w:rPr>
-                <w:b/>
-                <w:i w:val="0"/>
-                <w:sz w:val="16"/>
-              </w:rPr>
-              <w:t>S16</w:t>
-              <w:br/>
-            </w:r>
-            <w:r>
-              <w:rPr>
-                <w:b w:val="0"/>
-                <w:i w:val="0"/>
-                <w:color w:val="64748B"/>
-                <w:sz w:val="14"/>
-              </w:rPr>
-              <w:t>Agriculture</w:t>
-            </w:r>
-          </w:p>
-        </w:tc>
-        <w:tc>
-          <w:tcPr>
-            <w:tcW w:type="dxa" w:w="1531"/>
-          </w:tcPr>
-          <w:p>
-            <w:r>
-              <w:rPr>
-                <w:b/>
-                <w:i w:val="0"/>
-                <w:color w:val="16A34A"/>
-                <w:sz w:val="16"/>
-              </w:rPr>
-              <w:t>s00q07a, s00q08, s00q10, s00q13_0, s00q15_0, s00q17_0, s00q23a, s00q23b</w:t>
-            </w:r>
-          </w:p>
-        </w:tc>
-        <w:tc>
-          <w:tcPr>
-            <w:tcW w:type="dxa" w:w="1191"/>
-          </w:tcPr>
-          <w:p>
-            <w:r>
-              <w:rPr>
-                <w:b w:val="0"/>
-                <w:i w:val="0"/>
-                <w:color w:val="64748B"/>
-                <w:sz w:val="16"/>
-              </w:rPr>
-              <w:t>GT-CQ</w:t>
-            </w:r>
-          </w:p>
-        </w:tc>
-        <w:tc>
-          <w:tcPr>
-            <w:tcW w:type="dxa" w:w="4706"/>
-          </w:tcPr>
-          <w:p>
-            <w:r>
-              <w:rPr>
-                <w:b w:val="0"/>
-                <w:i w:val="0"/>
-                <w:sz w:val="17"/>
-              </w:rPr>
-              <w:t>La somme des quantités consommées (0 kg), des quantités offertes (1 kg),  des quantités vendus (3 kg) et des quantités en stock (0 kg) depasse la quantité totale (1 kg) que le ménage a eu après la recolte de Concombre , prière de corriger cette incoherence.</w:t>
-            </w:r>
-          </w:p>
-        </w:tc>
-      </w:tr>
-      <w:tr>
-        <w:tc>
-          <w:tcPr>
-            <w:tcW w:type="dxa" w:w="964"/>
-          </w:tcPr>
-          <w:p>
-            <w:r>
-              <w:rPr>
-                <w:b/>
-                <w:i w:val="0"/>
-                <w:color w:val="DC2626"/>
-                <w:sz w:val="16"/>
-              </w:rPr>
-              <w:t>Haute</w:t>
-            </w:r>
-          </w:p>
-        </w:tc>
-        <w:tc>
-          <w:tcPr>
-            <w:tcW w:type="dxa" w:w="1247"/>
-          </w:tcPr>
-          <w:p>
-            <w:r>
-              <w:rPr>
-                <w:b/>
-                <w:i w:val="0"/>
-                <w:sz w:val="16"/>
-              </w:rPr>
-              <w:t>S16</w:t>
-              <w:br/>
-            </w:r>
-            <w:r>
-              <w:rPr>
-                <w:b w:val="0"/>
-                <w:i w:val="0"/>
-                <w:color w:val="64748B"/>
-                <w:sz w:val="14"/>
-              </w:rPr>
-              <w:t>Agriculture</w:t>
-            </w:r>
-          </w:p>
-        </w:tc>
-        <w:tc>
-          <w:tcPr>
-            <w:tcW w:type="dxa" w:w="1531"/>
-          </w:tcPr>
-          <w:p>
-            <w:r>
-              <w:rPr>
-                <w:b/>
-                <w:i w:val="0"/>
-                <w:color w:val="16A34A"/>
-                <w:sz w:val="16"/>
-              </w:rPr>
-              <w:t>s00q07a, s00q08, s00q10, s00q13_0, s00q15_0, s00q17_0, s00q23a, s00q23b</w:t>
-            </w:r>
-          </w:p>
-        </w:tc>
-        <w:tc>
-          <w:tcPr>
-            <w:tcW w:type="dxa" w:w="1191"/>
-          </w:tcPr>
-          <w:p>
-            <w:r>
-              <w:rPr>
-                <w:b w:val="0"/>
-                <w:i w:val="0"/>
-                <w:color w:val="64748B"/>
-                <w:sz w:val="16"/>
-              </w:rPr>
-              <w:t>GT-CQ</w:t>
-            </w:r>
-          </w:p>
-        </w:tc>
-        <w:tc>
-          <w:tcPr>
-            <w:tcW w:type="dxa" w:w="4706"/>
-          </w:tcPr>
-          <w:p>
-            <w:r>
-              <w:rPr>
-                <w:b w:val="0"/>
-                <w:i w:val="0"/>
-                <w:sz w:val="17"/>
-              </w:rPr>
-              <w:t>La somme des quantités consommées (4 kg), des quantités offertes (0 kg),  des quantités vendus (4 kg) et des quantités en stock (0 kg) depasse la quantité totale (1 kg) que le ménage a eu après la recolte de Gombo , prière de corriger cette incoherence.</w:t>
-            </w:r>
-          </w:p>
-        </w:tc>
-      </w:tr>
-      <w:tr>
-        <w:tc>
-          <w:tcPr>
-            <w:tcW w:type="dxa" w:w="964"/>
-          </w:tcPr>
-          <w:p>
-            <w:r>
-              <w:rPr>
-                <w:b/>
-                <w:i w:val="0"/>
-                <w:color w:val="DC2626"/>
-                <w:sz w:val="16"/>
-              </w:rPr>
-              <w:t>Haute</w:t>
-            </w:r>
-          </w:p>
-        </w:tc>
-        <w:tc>
-          <w:tcPr>
-            <w:tcW w:type="dxa" w:w="1247"/>
-          </w:tcPr>
-          <w:p>
-            <w:r>
-              <w:rPr>
-                <w:b/>
-                <w:i w:val="0"/>
-                <w:sz w:val="16"/>
-              </w:rPr>
-              <w:t>S16</w:t>
-              <w:br/>
-            </w:r>
-            <w:r>
-              <w:rPr>
-                <w:b w:val="0"/>
-                <w:i w:val="0"/>
-                <w:color w:val="64748B"/>
-                <w:sz w:val="14"/>
-              </w:rPr>
-              <w:t>Agriculture</w:t>
-            </w:r>
-          </w:p>
-        </w:tc>
-        <w:tc>
-          <w:tcPr>
-            <w:tcW w:type="dxa" w:w="1531"/>
-          </w:tcPr>
-          <w:p>
-            <w:r>
-              <w:rPr>
-                <w:b/>
-                <w:i w:val="0"/>
-                <w:color w:val="16A34A"/>
-                <w:sz w:val="16"/>
-              </w:rPr>
-              <w:t>s16dq05a, s16dq05c</w:t>
-            </w:r>
-          </w:p>
-        </w:tc>
-        <w:tc>
-          <w:tcPr>
-            <w:tcW w:type="dxa" w:w="1191"/>
-          </w:tcPr>
-          <w:p>
-            <w:r>
-              <w:rPr>
-                <w:b w:val="0"/>
-                <w:i w:val="0"/>
-                <w:color w:val="64748B"/>
-                <w:sz w:val="16"/>
-              </w:rPr>
-              <w:t>GT-CQ</w:t>
-            </w:r>
-          </w:p>
-        </w:tc>
-        <w:tc>
-          <w:tcPr>
-            <w:tcW w:type="dxa" w:w="4706"/>
-          </w:tcPr>
-          <w:p>
-            <w:r>
-              <w:rPr>
-                <w:b w:val="0"/>
-                <w:i w:val="0"/>
-                <w:sz w:val="17"/>
-              </w:rPr>
-              <w:t>La quantité de s16dq05a estimée en Kg est incohérente avec la prise dans la question s16dq05c, prière de bien estimer et mettre la valeur exacte.</w:t>
-            </w:r>
-          </w:p>
-        </w:tc>
-      </w:tr>
-      <w:tr>
-        <w:tc>
-          <w:tcPr>
-            <w:tcW w:type="dxa" w:w="964"/>
-          </w:tcPr>
-          <w:p>
-            <w:r>
-              <w:rPr>
-                <w:b/>
-                <w:i w:val="0"/>
-                <w:color w:val="EA580C"/>
-                <w:sz w:val="16"/>
-              </w:rPr>
-              <w:t>Moyenne</w:t>
-            </w:r>
-          </w:p>
-        </w:tc>
-        <w:tc>
-          <w:tcPr>
-            <w:tcW w:type="dxa" w:w="1247"/>
-          </w:tcPr>
-          <w:p>
-            <w:r>
-              <w:rPr>
-                <w:b/>
-                <w:i w:val="0"/>
-                <w:sz w:val="16"/>
-              </w:rPr>
-              <w:t>S00</w:t>
-              <w:br/>
-            </w:r>
-            <w:r>
-              <w:rPr>
-                <w:b w:val="0"/>
-                <w:i w:val="0"/>
-                <w:color w:val="64748B"/>
-                <w:sz w:val="14"/>
-              </w:rPr>
-              <w:t>Identification</w:t>
-            </w:r>
-          </w:p>
-        </w:tc>
-        <w:tc>
-          <w:tcPr>
-            <w:tcW w:type="dxa" w:w="1531"/>
-          </w:tcPr>
-          <w:p>
-            <w:r>
-              <w:rPr>
-                <w:b/>
-                <w:i w:val="0"/>
-                <w:color w:val="16A34A"/>
-                <w:sz w:val="16"/>
-              </w:rPr>
-              <w:t>s00q27</w:t>
-            </w:r>
-          </w:p>
-        </w:tc>
-        <w:tc>
-          <w:tcPr>
-            <w:tcW w:type="dxa" w:w="1191"/>
-          </w:tcPr>
-          <w:p>
-            <w:r>
-              <w:rPr>
-                <w:b w:val="0"/>
-                <w:i w:val="0"/>
-                <w:color w:val="64748B"/>
-                <w:sz w:val="16"/>
-              </w:rPr>
-              <w:t>GT-CQ</w:t>
-            </w:r>
-          </w:p>
-        </w:tc>
-        <w:tc>
-          <w:tcPr>
-            <w:tcW w:type="dxa" w:w="4706"/>
-          </w:tcPr>
-          <w:p>
-            <w:r>
-              <w:rPr>
-                <w:b w:val="0"/>
-                <w:i w:val="0"/>
-                <w:sz w:val="17"/>
-              </w:rPr>
-              <w:t>Le questionnaire semble ne pas être complètement fini mais le questionnaire est en statut complet, prière de compléter le questionnaire.</w:t>
-            </w:r>
-          </w:p>
-        </w:tc>
-      </w:tr>
-      <w:tr>
-        <w:tc>
-          <w:tcPr>
-            <w:tcW w:type="dxa" w:w="964"/>
-          </w:tcPr>
-          <w:p>
-            <w:r>
-              <w:rPr>
-                <w:b/>
-                <w:i w:val="0"/>
-                <w:color w:val="EA580C"/>
-                <w:sz w:val="16"/>
-              </w:rPr>
-              <w:t>Moyenne</w:t>
-            </w:r>
-          </w:p>
-        </w:tc>
-        <w:tc>
-          <w:tcPr>
-            <w:tcW w:type="dxa" w:w="1247"/>
-          </w:tcPr>
-          <w:p>
-            <w:r>
-              <w:rPr>
-                <w:b/>
-                <w:i w:val="0"/>
-                <w:sz w:val="16"/>
-              </w:rPr>
-              <w:t>S00</w:t>
-              <w:br/>
-            </w:r>
-            <w:r>
-              <w:rPr>
-                <w:b w:val="0"/>
-                <w:i w:val="0"/>
-                <w:color w:val="64748B"/>
-                <w:sz w:val="14"/>
-              </w:rPr>
-              <w:t>Identification</w:t>
-            </w:r>
-          </w:p>
-        </w:tc>
-        <w:tc>
-          <w:tcPr>
-            <w:tcW w:type="dxa" w:w="1531"/>
-          </w:tcPr>
-          <w:p>
-            <w:r>
-              <w:rPr>
-                <w:b/>
-                <w:i w:val="0"/>
-                <w:color w:val="16A34A"/>
-                <w:sz w:val="16"/>
-              </w:rPr>
-              <w:t>—</w:t>
-            </w:r>
-          </w:p>
-        </w:tc>
-        <w:tc>
-          <w:tcPr>
-            <w:tcW w:type="dxa" w:w="1191"/>
-          </w:tcPr>
-          <w:p>
-            <w:r>
-              <w:rPr>
-                <w:b w:val="0"/>
-                <w:i w:val="0"/>
-                <w:color w:val="64748B"/>
-                <w:sz w:val="16"/>
-              </w:rPr>
-              <w:t>GT-CQ</w:t>
-            </w:r>
-          </w:p>
-        </w:tc>
-        <w:tc>
-          <w:tcPr>
-            <w:tcW w:type="dxa" w:w="4706"/>
-          </w:tcPr>
-          <w:p>
-            <w:r>
-              <w:rPr>
-                <w:b w:val="0"/>
-                <w:i w:val="0"/>
-                <w:sz w:val="17"/>
-              </w:rPr>
-              <w:t>Il est obligatoire de prendre les coordonnées Gps avant d'administrer le questionnaire.</w:t>
-            </w:r>
-          </w:p>
-        </w:tc>
-      </w:tr>
-      <w:tr>
-        <w:tc>
-          <w:tcPr>
-            <w:tcW w:type="dxa" w:w="964"/>
-          </w:tcPr>
-          <w:p>
-            <w:r>
-              <w:rPr>
-                <w:b/>
-                <w:i w:val="0"/>
-                <w:color w:val="EA580C"/>
-                <w:sz w:val="16"/>
-              </w:rPr>
-              <w:t>Moyenne</w:t>
-            </w:r>
-          </w:p>
-        </w:tc>
-        <w:tc>
-          <w:tcPr>
-            <w:tcW w:type="dxa" w:w="1247"/>
-          </w:tcPr>
-          <w:p>
-            <w:r>
-              <w:rPr>
-                <w:b/>
-                <w:i w:val="0"/>
-                <w:sz w:val="16"/>
-              </w:rPr>
-              <w:t>S00</w:t>
-              <w:br/>
-            </w:r>
-            <w:r>
-              <w:rPr>
-                <w:b w:val="0"/>
-                <w:i w:val="0"/>
-                <w:color w:val="64748B"/>
-                <w:sz w:val="14"/>
-              </w:rPr>
-              <w:t>Identification</w:t>
-            </w:r>
-          </w:p>
-        </w:tc>
-        <w:tc>
-          <w:tcPr>
-            <w:tcW w:type="dxa" w:w="1531"/>
-          </w:tcPr>
-          <w:p>
-            <w:r>
-              <w:rPr>
-                <w:b/>
-                <w:i w:val="0"/>
-                <w:color w:val="16A34A"/>
-                <w:sz w:val="16"/>
-              </w:rPr>
-              <w:t>—</w:t>
-            </w:r>
-          </w:p>
-        </w:tc>
-        <w:tc>
-          <w:tcPr>
-            <w:tcW w:type="dxa" w:w="1191"/>
-          </w:tcPr>
-          <w:p>
-            <w:r>
-              <w:rPr>
-                <w:b w:val="0"/>
-                <w:i w:val="0"/>
-                <w:color w:val="64748B"/>
-                <w:sz w:val="16"/>
-              </w:rPr>
-              <w:t>GT-CQ</w:t>
-            </w:r>
-          </w:p>
-        </w:tc>
-        <w:tc>
-          <w:tcPr>
-            <w:tcW w:type="dxa" w:w="4706"/>
-          </w:tcPr>
-          <w:p>
-            <w:r>
-              <w:rPr>
-                <w:b w:val="0"/>
-                <w:i w:val="0"/>
-                <w:sz w:val="17"/>
-              </w:rPr>
-              <w:t>Prière de prendre les coordonnées GPS.</w:t>
-            </w:r>
-          </w:p>
-        </w:tc>
-      </w:tr>
-      <w:tr>
-        <w:tc>
-          <w:tcPr>
-            <w:tcW w:type="dxa" w:w="964"/>
-          </w:tcPr>
-          <w:p>
-            <w:r>
-              <w:rPr>
-                <w:b/>
-                <w:i w:val="0"/>
-                <w:color w:val="EA580C"/>
-                <w:sz w:val="16"/>
-              </w:rPr>
-              <w:t>Moyenne</w:t>
-            </w:r>
-          </w:p>
-        </w:tc>
-        <w:tc>
-          <w:tcPr>
-            <w:tcW w:type="dxa" w:w="1247"/>
-          </w:tcPr>
-          <w:p>
-            <w:r>
-              <w:rPr>
-                <w:b/>
-                <w:i w:val="0"/>
-                <w:sz w:val="16"/>
-              </w:rPr>
-              <w:t>S00</w:t>
-              <w:br/>
-            </w:r>
-            <w:r>
-              <w:rPr>
-                <w:b w:val="0"/>
-                <w:i w:val="0"/>
-                <w:color w:val="64748B"/>
-                <w:sz w:val="14"/>
-              </w:rPr>
-              <w:t>Identification</w:t>
-            </w:r>
-          </w:p>
-        </w:tc>
-        <w:tc>
-          <w:tcPr>
-            <w:tcW w:type="dxa" w:w="1531"/>
-          </w:tcPr>
-          <w:p>
-            <w:r>
-              <w:rPr>
-                <w:b/>
-                <w:i w:val="0"/>
-                <w:color w:val="16A34A"/>
-                <w:sz w:val="16"/>
-              </w:rPr>
-              <w:t>—</w:t>
-            </w:r>
-          </w:p>
-        </w:tc>
-        <w:tc>
-          <w:tcPr>
-            <w:tcW w:type="dxa" w:w="1191"/>
-          </w:tcPr>
-          <w:p>
-            <w:r>
-              <w:rPr>
-                <w:b w:val="0"/>
-                <w:i w:val="0"/>
-                <w:color w:val="64748B"/>
-                <w:sz w:val="16"/>
-              </w:rPr>
-              <w:t>GT-CQ</w:t>
-            </w:r>
-          </w:p>
-        </w:tc>
-        <w:tc>
-          <w:tcPr>
-            <w:tcW w:type="dxa" w:w="4706"/>
-          </w:tcPr>
-          <w:p>
-            <w:r>
-              <w:rPr>
-                <w:b w:val="0"/>
-                <w:i w:val="0"/>
-                <w:sz w:val="17"/>
-              </w:rPr>
-              <w:t>L'adresse ou la localisation du ménage doit être bien renseignée, ne doit pas contenir des numéros de téléphone et elle semble courte pour être une adresse.</w:t>
-            </w:r>
-          </w:p>
-        </w:tc>
-      </w:tr>
-      <w:tr>
-        <w:tc>
-          <w:tcPr>
-            <w:tcW w:type="dxa" w:w="964"/>
-          </w:tcPr>
-          <w:p>
-            <w:r>
-              <w:rPr>
-                <w:b/>
-                <w:i w:val="0"/>
-                <w:color w:val="EA580C"/>
-                <w:sz w:val="16"/>
-              </w:rPr>
-              <w:t>Moyenne</w:t>
-            </w:r>
-          </w:p>
-        </w:tc>
-        <w:tc>
-          <w:tcPr>
-            <w:tcW w:type="dxa" w:w="1247"/>
-          </w:tcPr>
-          <w:p>
-            <w:r>
-              <w:rPr>
-                <w:b/>
-                <w:i w:val="0"/>
-                <w:sz w:val="16"/>
-              </w:rPr>
-              <w:t>S00</w:t>
-              <w:br/>
-            </w:r>
-            <w:r>
-              <w:rPr>
-                <w:b w:val="0"/>
-                <w:i w:val="0"/>
-                <w:color w:val="64748B"/>
-                <w:sz w:val="14"/>
-              </w:rPr>
-              <w:t>Identification</w:t>
-            </w:r>
-          </w:p>
-        </w:tc>
-        <w:tc>
-          <w:tcPr>
-            <w:tcW w:type="dxa" w:w="1531"/>
-          </w:tcPr>
-          <w:p>
-            <w:r>
-              <w:rPr>
-                <w:b/>
-                <w:i w:val="0"/>
-                <w:color w:val="16A34A"/>
-                <w:sz w:val="16"/>
-              </w:rPr>
-              <w:t>—</w:t>
-            </w:r>
-          </w:p>
-        </w:tc>
-        <w:tc>
-          <w:tcPr>
-            <w:tcW w:type="dxa" w:w="1191"/>
-          </w:tcPr>
-          <w:p>
-            <w:r>
-              <w:rPr>
-                <w:b w:val="0"/>
-                <w:i w:val="0"/>
-                <w:color w:val="64748B"/>
-                <w:sz w:val="16"/>
-              </w:rPr>
-              <w:t>GT-CQ</w:t>
-            </w:r>
-          </w:p>
-        </w:tc>
-        <w:tc>
-          <w:tcPr>
-            <w:tcW w:type="dxa" w:w="4706"/>
-          </w:tcPr>
-          <w:p>
-            <w:r>
-              <w:rPr>
-                <w:b w:val="0"/>
-                <w:i w:val="0"/>
-                <w:sz w:val="17"/>
-              </w:rPr>
-              <w:t>Prière de renseigner la bonne adresse.</w:t>
-            </w:r>
-          </w:p>
-        </w:tc>
-      </w:tr>
-      <w:tr>
-        <w:tc>
-          <w:tcPr>
-            <w:tcW w:type="dxa" w:w="964"/>
-          </w:tcPr>
-          <w:p>
-            <w:r>
-              <w:rPr>
-                <w:b/>
-                <w:i w:val="0"/>
-                <w:color w:val="EA580C"/>
-                <w:sz w:val="16"/>
-              </w:rPr>
-              <w:t>Moyenne</w:t>
-            </w:r>
-          </w:p>
-        </w:tc>
-        <w:tc>
-          <w:tcPr>
-            <w:tcW w:type="dxa" w:w="1247"/>
-          </w:tcPr>
-          <w:p>
-            <w:r>
-              <w:rPr>
-                <w:b/>
-                <w:i w:val="0"/>
-                <w:sz w:val="16"/>
-              </w:rPr>
-              <w:t>S01</w:t>
-              <w:br/>
-            </w:r>
-            <w:r>
-              <w:rPr>
-                <w:b w:val="0"/>
-                <w:i w:val="0"/>
-                <w:color w:val="64748B"/>
-                <w:sz w:val="14"/>
-              </w:rPr>
-              <w:t>Démographie</w:t>
-            </w:r>
-          </w:p>
-        </w:tc>
-        <w:tc>
-          <w:tcPr>
-            <w:tcW w:type="dxa" w:w="1531"/>
-          </w:tcPr>
-          <w:p>
-            <w:r>
-              <w:rPr>
-                <w:b/>
-                <w:i w:val="0"/>
-                <w:color w:val="16A34A"/>
-                <w:sz w:val="16"/>
-              </w:rPr>
-              <w:t>s01q00</w:t>
-            </w:r>
-          </w:p>
-        </w:tc>
-        <w:tc>
-          <w:tcPr>
-            <w:tcW w:type="dxa" w:w="1191"/>
-          </w:tcPr>
-          <w:p>
-            <w:r>
-              <w:rPr>
-                <w:b w:val="0"/>
-                <w:i w:val="0"/>
-                <w:color w:val="64748B"/>
-                <w:sz w:val="16"/>
-              </w:rPr>
-              <w:t>GT-CQ</w:t>
-            </w:r>
-          </w:p>
-        </w:tc>
-        <w:tc>
-          <w:tcPr>
-            <w:tcW w:type="dxa" w:w="4706"/>
-          </w:tcPr>
-          <w:p>
-            <w:r>
-              <w:rPr>
-                <w:b w:val="0"/>
-                <w:i w:val="0"/>
-                <w:sz w:val="17"/>
-              </w:rPr>
-              <w:t>Attention ! Vous avez déclaré en s01q00 que le répondant est la personne elle-même, or MARIAMA GOMIS est trop jeune (9 ans) pour fournir des informations correctes.</w:t>
-            </w:r>
-          </w:p>
-        </w:tc>
-      </w:tr>
-      <w:tr>
-        <w:tc>
-          <w:tcPr>
-            <w:tcW w:type="dxa" w:w="964"/>
-          </w:tcPr>
-          <w:p>
-            <w:r>
-              <w:rPr>
-                <w:b/>
-                <w:i w:val="0"/>
-                <w:color w:val="EA580C"/>
-                <w:sz w:val="16"/>
-              </w:rPr>
-              <w:t>Moyenne</w:t>
-            </w:r>
-          </w:p>
-        </w:tc>
-        <w:tc>
-          <w:tcPr>
-            <w:tcW w:type="dxa" w:w="1247"/>
-          </w:tcPr>
-          <w:p>
-            <w:r>
-              <w:rPr>
-                <w:b/>
-                <w:i w:val="0"/>
-                <w:sz w:val="16"/>
-              </w:rPr>
-              <w:t>S01</w:t>
-              <w:br/>
-            </w:r>
-            <w:r>
-              <w:rPr>
-                <w:b w:val="0"/>
-                <w:i w:val="0"/>
-                <w:color w:val="64748B"/>
-                <w:sz w:val="14"/>
-              </w:rPr>
-              <w:t>Démographie</w:t>
-            </w:r>
-          </w:p>
-        </w:tc>
-        <w:tc>
-          <w:tcPr>
-            <w:tcW w:type="dxa" w:w="1531"/>
-          </w:tcPr>
-          <w:p>
-            <w:r>
-              <w:rPr>
-                <w:b/>
-                <w:i w:val="0"/>
-                <w:color w:val="16A34A"/>
-                <w:sz w:val="16"/>
-              </w:rPr>
-              <w:t>—</w:t>
-            </w:r>
-          </w:p>
-        </w:tc>
-        <w:tc>
-          <w:tcPr>
-            <w:tcW w:type="dxa" w:w="1191"/>
-          </w:tcPr>
-          <w:p>
-            <w:r>
-              <w:rPr>
-                <w:b w:val="0"/>
-                <w:i w:val="0"/>
-                <w:color w:val="64748B"/>
-                <w:sz w:val="16"/>
-              </w:rPr>
-              <w:t>GT-CQ</w:t>
-            </w:r>
-          </w:p>
-        </w:tc>
-        <w:tc>
-          <w:tcPr>
-            <w:tcW w:type="dxa" w:w="4706"/>
-          </w:tcPr>
-          <w:p>
-            <w:r>
-              <w:rPr>
-                <w:b w:val="0"/>
-                <w:i w:val="0"/>
-                <w:sz w:val="17"/>
-              </w:rPr>
-              <w:t>Prière de refaire la section 1 pour MARIAMA GOMIS en demandant à un adulte de répondre aux questions à sa place.</w:t>
-            </w:r>
-          </w:p>
-        </w:tc>
-      </w:tr>
-      <w:tr>
-        <w:tc>
-          <w:tcPr>
-            <w:tcW w:type="dxa" w:w="964"/>
-          </w:tcPr>
-          <w:p>
-            <w:r>
-              <w:rPr>
-                <w:b/>
-                <w:i w:val="0"/>
-                <w:color w:val="EA580C"/>
-                <w:sz w:val="16"/>
-              </w:rPr>
-              <w:t>Moyenne</w:t>
-            </w:r>
-          </w:p>
-        </w:tc>
-        <w:tc>
-          <w:tcPr>
-            <w:tcW w:type="dxa" w:w="1247"/>
-          </w:tcPr>
-          <w:p>
-            <w:r>
-              <w:rPr>
-                <w:b/>
-                <w:i w:val="0"/>
-                <w:sz w:val="16"/>
-              </w:rPr>
-              <w:t>S01</w:t>
-              <w:br/>
-            </w:r>
-            <w:r>
-              <w:rPr>
-                <w:b w:val="0"/>
-                <w:i w:val="0"/>
-                <w:color w:val="64748B"/>
-                <w:sz w:val="14"/>
-              </w:rPr>
-              <w:t>Démographie</w:t>
-            </w:r>
-          </w:p>
-        </w:tc>
-        <w:tc>
-          <w:tcPr>
-            <w:tcW w:type="dxa" w:w="1531"/>
-          </w:tcPr>
-          <w:p>
-            <w:r>
-              <w:rPr>
-                <w:b/>
-                <w:i w:val="0"/>
-                <w:color w:val="16A34A"/>
-                <w:sz w:val="16"/>
-              </w:rPr>
-              <w:t>—</w:t>
-            </w:r>
-          </w:p>
-        </w:tc>
-        <w:tc>
-          <w:tcPr>
-            <w:tcW w:type="dxa" w:w="1191"/>
-          </w:tcPr>
-          <w:p>
-            <w:r>
-              <w:rPr>
-                <w:b w:val="0"/>
-                <w:i w:val="0"/>
-                <w:color w:val="64748B"/>
-                <w:sz w:val="16"/>
-              </w:rPr>
-              <w:t>GT-CQ</w:t>
-            </w:r>
-          </w:p>
-        </w:tc>
-        <w:tc>
-          <w:tcPr>
-            <w:tcW w:type="dxa" w:w="4706"/>
-          </w:tcPr>
-          <w:p>
-            <w:r>
-              <w:rPr>
-                <w:b w:val="0"/>
-                <w:i w:val="0"/>
-                <w:sz w:val="17"/>
-              </w:rPr>
-              <w:t>Prière de verifier l'information donnée par MARIAMA GOMIS ou corriger au niveau de la section 1.</w:t>
-            </w:r>
-          </w:p>
-        </w:tc>
-      </w:tr>
-      <w:tr>
-        <w:tc>
-          <w:tcPr>
-            <w:tcW w:type="dxa" w:w="964"/>
-          </w:tcPr>
-          <w:p>
-            <w:r>
-              <w:rPr>
-                <w:b/>
-                <w:i w:val="0"/>
-                <w:color w:val="EA580C"/>
-                <w:sz w:val="16"/>
-              </w:rPr>
-              <w:t>Moyenne</w:t>
-            </w:r>
-          </w:p>
-        </w:tc>
-        <w:tc>
-          <w:tcPr>
-            <w:tcW w:type="dxa" w:w="1247"/>
-          </w:tcPr>
-          <w:p>
-            <w:r>
-              <w:rPr>
-                <w:b/>
-                <w:i w:val="0"/>
-                <w:sz w:val="16"/>
-              </w:rPr>
-              <w:t>S01</w:t>
-              <w:br/>
-            </w:r>
-            <w:r>
-              <w:rPr>
-                <w:b w:val="0"/>
-                <w:i w:val="0"/>
-                <w:color w:val="64748B"/>
-                <w:sz w:val="14"/>
-              </w:rPr>
-              <w:t>Démographie</w:t>
-            </w:r>
-          </w:p>
-        </w:tc>
-        <w:tc>
-          <w:tcPr>
-            <w:tcW w:type="dxa" w:w="1531"/>
-          </w:tcPr>
-          <w:p>
-            <w:r>
-              <w:rPr>
-                <w:b/>
-                <w:i w:val="0"/>
-                <w:color w:val="16A34A"/>
-                <w:sz w:val="16"/>
-              </w:rPr>
-              <w:t>—</w:t>
-            </w:r>
-          </w:p>
-        </w:tc>
-        <w:tc>
-          <w:tcPr>
-            <w:tcW w:type="dxa" w:w="1191"/>
-          </w:tcPr>
-          <w:p>
-            <w:r>
-              <w:rPr>
-                <w:b w:val="0"/>
-                <w:i w:val="0"/>
-                <w:color w:val="64748B"/>
-                <w:sz w:val="16"/>
-              </w:rPr>
-              <w:t>GT-CQ</w:t>
-            </w:r>
-          </w:p>
-        </w:tc>
-        <w:tc>
-          <w:tcPr>
-            <w:tcW w:type="dxa" w:w="4706"/>
-          </w:tcPr>
-          <w:p>
-            <w:r>
-              <w:rPr>
-                <w:b w:val="0"/>
-                <w:i w:val="0"/>
-                <w:sz w:val="17"/>
-              </w:rPr>
-              <w:t>Prière de verifier l'information donnée par ALADJI DIALLO ou corriger au niveau de la section 1.</w:t>
-            </w:r>
-          </w:p>
-        </w:tc>
-      </w:tr>
-      <w:tr>
-        <w:tc>
-          <w:tcPr>
-            <w:tcW w:type="dxa" w:w="964"/>
-          </w:tcPr>
-          <w:p>
-            <w:r>
-              <w:rPr>
-                <w:b/>
-                <w:i w:val="0"/>
-                <w:color w:val="EA580C"/>
-                <w:sz w:val="16"/>
-              </w:rPr>
-              <w:t>Moyenne</w:t>
-            </w:r>
-          </w:p>
-        </w:tc>
-        <w:tc>
-          <w:tcPr>
-            <w:tcW w:type="dxa" w:w="1247"/>
-          </w:tcPr>
-          <w:p>
-            <w:r>
-              <w:rPr>
-                <w:b/>
-                <w:i w:val="0"/>
-                <w:sz w:val="16"/>
-              </w:rPr>
-              <w:t>S01</w:t>
-              <w:br/>
-            </w:r>
-            <w:r>
-              <w:rPr>
-                <w:b w:val="0"/>
-                <w:i w:val="0"/>
-                <w:color w:val="64748B"/>
-                <w:sz w:val="14"/>
-              </w:rPr>
-              <w:t>Démographie</w:t>
-            </w:r>
-          </w:p>
-        </w:tc>
-        <w:tc>
-          <w:tcPr>
-            <w:tcW w:type="dxa" w:w="1531"/>
-          </w:tcPr>
-          <w:p>
-            <w:r>
-              <w:rPr>
-                <w:b/>
-                <w:i w:val="0"/>
-                <w:color w:val="16A34A"/>
-                <w:sz w:val="16"/>
-              </w:rPr>
-              <w:t>—</w:t>
-            </w:r>
-          </w:p>
-        </w:tc>
-        <w:tc>
-          <w:tcPr>
-            <w:tcW w:type="dxa" w:w="1191"/>
-          </w:tcPr>
-          <w:p>
-            <w:r>
-              <w:rPr>
-                <w:b w:val="0"/>
-                <w:i w:val="0"/>
-                <w:color w:val="64748B"/>
-                <w:sz w:val="16"/>
-              </w:rPr>
-              <w:t>GT-CQ</w:t>
-            </w:r>
-          </w:p>
-        </w:tc>
-        <w:tc>
-          <w:tcPr>
-            <w:tcW w:type="dxa" w:w="4706"/>
-          </w:tcPr>
-          <w:p>
-            <w:r>
-              <w:rPr>
-                <w:b w:val="0"/>
-                <w:i w:val="0"/>
-                <w:sz w:val="17"/>
-              </w:rPr>
-              <w:t>Prière de verifier l'information donnée par ASTOU GOMIS ou corriger au niveau de la section 1.</w:t>
-            </w:r>
-          </w:p>
-        </w:tc>
-      </w:tr>
-      <w:tr>
-        <w:tc>
-          <w:tcPr>
-            <w:tcW w:type="dxa" w:w="964"/>
-          </w:tcPr>
-          <w:p>
-            <w:r>
-              <w:rPr>
-                <w:b/>
-                <w:i w:val="0"/>
-                <w:color w:val="EA580C"/>
-                <w:sz w:val="16"/>
-              </w:rPr>
-              <w:t>Moyenne</w:t>
-            </w:r>
-          </w:p>
-        </w:tc>
-        <w:tc>
-          <w:tcPr>
-            <w:tcW w:type="dxa" w:w="1247"/>
-          </w:tcPr>
-          <w:p>
-            <w:r>
-              <w:rPr>
-                <w:b/>
-                <w:i w:val="0"/>
-                <w:sz w:val="16"/>
-              </w:rPr>
-              <w:t>S01</w:t>
-              <w:br/>
-            </w:r>
-            <w:r>
-              <w:rPr>
-                <w:b w:val="0"/>
-                <w:i w:val="0"/>
-                <w:color w:val="64748B"/>
-                <w:sz w:val="14"/>
-              </w:rPr>
-              <w:t>Démographie</w:t>
-            </w:r>
-          </w:p>
-        </w:tc>
-        <w:tc>
-          <w:tcPr>
-            <w:tcW w:type="dxa" w:w="1531"/>
-          </w:tcPr>
-          <w:p>
-            <w:r>
-              <w:rPr>
-                <w:b/>
-                <w:i w:val="0"/>
-                <w:color w:val="16A34A"/>
-                <w:sz w:val="16"/>
-              </w:rPr>
-              <w:t>—</w:t>
-            </w:r>
-          </w:p>
-        </w:tc>
-        <w:tc>
-          <w:tcPr>
-            <w:tcW w:type="dxa" w:w="1191"/>
-          </w:tcPr>
-          <w:p>
-            <w:r>
-              <w:rPr>
-                <w:b w:val="0"/>
-                <w:i w:val="0"/>
-                <w:color w:val="64748B"/>
-                <w:sz w:val="16"/>
-              </w:rPr>
-              <w:t>GT-CQ</w:t>
-            </w:r>
-          </w:p>
-        </w:tc>
-        <w:tc>
-          <w:tcPr>
-            <w:tcW w:type="dxa" w:w="4706"/>
-          </w:tcPr>
-          <w:p>
-            <w:r>
-              <w:rPr>
-                <w:b w:val="0"/>
-                <w:i w:val="0"/>
-                <w:sz w:val="17"/>
-              </w:rPr>
-              <w:t>Prière de verifier l'information donnée par LAMINE DIATTA ou corriger au niveau de la section 1.</w:t>
-            </w:r>
-          </w:p>
-        </w:tc>
-      </w:tr>
-      <w:tr>
-        <w:tc>
-          <w:tcPr>
-            <w:tcW w:type="dxa" w:w="964"/>
-          </w:tcPr>
-          <w:p>
-            <w:r>
-              <w:rPr>
-                <w:b/>
-                <w:i w:val="0"/>
-                <w:color w:val="EA580C"/>
-                <w:sz w:val="16"/>
-              </w:rPr>
-              <w:t>Moyenne</w:t>
-            </w:r>
-          </w:p>
-        </w:tc>
-        <w:tc>
-          <w:tcPr>
-            <w:tcW w:type="dxa" w:w="1247"/>
-          </w:tcPr>
-          <w:p>
-            <w:r>
-              <w:rPr>
-                <w:b/>
-                <w:i w:val="0"/>
-                <w:sz w:val="16"/>
-              </w:rPr>
-              <w:t>S01</w:t>
-              <w:br/>
-            </w:r>
-            <w:r>
-              <w:rPr>
-                <w:b w:val="0"/>
-                <w:i w:val="0"/>
-                <w:color w:val="64748B"/>
-                <w:sz w:val="14"/>
-              </w:rPr>
-              <w:t>Démographie</w:t>
-            </w:r>
-          </w:p>
-        </w:tc>
-        <w:tc>
-          <w:tcPr>
-            <w:tcW w:type="dxa" w:w="1531"/>
-          </w:tcPr>
-          <w:p>
-            <w:r>
-              <w:rPr>
-                <w:b/>
-                <w:i w:val="0"/>
-                <w:color w:val="16A34A"/>
-                <w:sz w:val="16"/>
-              </w:rPr>
-              <w:t>—</w:t>
-            </w:r>
-          </w:p>
-        </w:tc>
-        <w:tc>
-          <w:tcPr>
-            <w:tcW w:type="dxa" w:w="1191"/>
-          </w:tcPr>
-          <w:p>
-            <w:r>
-              <w:rPr>
-                <w:b w:val="0"/>
-                <w:i w:val="0"/>
-                <w:color w:val="64748B"/>
-                <w:sz w:val="16"/>
-              </w:rPr>
-              <w:t>GT-CQ</w:t>
-            </w:r>
-          </w:p>
-        </w:tc>
-        <w:tc>
-          <w:tcPr>
-            <w:tcW w:type="dxa" w:w="4706"/>
-          </w:tcPr>
-          <w:p>
-            <w:r>
-              <w:rPr>
-                <w:b w:val="0"/>
-                <w:i w:val="0"/>
-                <w:sz w:val="17"/>
-              </w:rPr>
-              <w:t>Prière de verifier l'information donnée par MAIMOUNA KANE ou corriger au niveau de la section 1.</w:t>
-            </w:r>
-          </w:p>
-        </w:tc>
-      </w:tr>
-      <w:tr>
-        <w:tc>
-          <w:tcPr>
-            <w:tcW w:type="dxa" w:w="964"/>
-          </w:tcPr>
-          <w:p>
-            <w:r>
-              <w:rPr>
-                <w:b/>
-                <w:i w:val="0"/>
-                <w:color w:val="EA580C"/>
-                <w:sz w:val="16"/>
-              </w:rPr>
-              <w:t>Moyenne</w:t>
-            </w:r>
-          </w:p>
-        </w:tc>
-        <w:tc>
-          <w:tcPr>
-            <w:tcW w:type="dxa" w:w="1247"/>
-          </w:tcPr>
-          <w:p>
-            <w:r>
-              <w:rPr>
-                <w:b/>
-                <w:i w:val="0"/>
-                <w:sz w:val="16"/>
-              </w:rPr>
-              <w:t>S01</w:t>
-              <w:br/>
-            </w:r>
-            <w:r>
-              <w:rPr>
-                <w:b w:val="0"/>
-                <w:i w:val="0"/>
-                <w:color w:val="64748B"/>
-                <w:sz w:val="14"/>
-              </w:rPr>
-              <w:t>Démographie</w:t>
-            </w:r>
-          </w:p>
-        </w:tc>
-        <w:tc>
-          <w:tcPr>
-            <w:tcW w:type="dxa" w:w="1531"/>
-          </w:tcPr>
-          <w:p>
-            <w:r>
-              <w:rPr>
-                <w:b/>
-                <w:i w:val="0"/>
-                <w:color w:val="16A34A"/>
-                <w:sz w:val="16"/>
-              </w:rPr>
-              <w:t>—</w:t>
-            </w:r>
-          </w:p>
-        </w:tc>
-        <w:tc>
-          <w:tcPr>
-            <w:tcW w:type="dxa" w:w="1191"/>
-          </w:tcPr>
-          <w:p>
-            <w:r>
-              <w:rPr>
-                <w:b w:val="0"/>
-                <w:i w:val="0"/>
-                <w:color w:val="64748B"/>
-                <w:sz w:val="16"/>
-              </w:rPr>
-              <w:t>GT-CQ</w:t>
-            </w:r>
-          </w:p>
-        </w:tc>
-        <w:tc>
-          <w:tcPr>
-            <w:tcW w:type="dxa" w:w="4706"/>
-          </w:tcPr>
-          <w:p>
-            <w:r>
-              <w:rPr>
-                <w:b w:val="0"/>
-                <w:i w:val="0"/>
-                <w:sz w:val="17"/>
-              </w:rPr>
-              <w:t>Prière de verifier l'information donnée par YACINE SALL ou corriger au niveau de la section 1.</w:t>
-            </w:r>
-          </w:p>
-        </w:tc>
-      </w:tr>
-      <w:tr>
-        <w:tc>
-          <w:tcPr>
-            <w:tcW w:type="dxa" w:w="964"/>
-          </w:tcPr>
-          <w:p>
-            <w:r>
-              <w:rPr>
-                <w:b/>
-                <w:i w:val="0"/>
-                <w:color w:val="EA580C"/>
-                <w:sz w:val="16"/>
-              </w:rPr>
-              <w:t>Moyenne</w:t>
-            </w:r>
-          </w:p>
-        </w:tc>
-        <w:tc>
-          <w:tcPr>
-            <w:tcW w:type="dxa" w:w="1247"/>
-          </w:tcPr>
-          <w:p>
-            <w:r>
-              <w:rPr>
-                <w:b/>
-                <w:i w:val="0"/>
-                <w:sz w:val="16"/>
-              </w:rPr>
-              <w:t>S02</w:t>
-              <w:br/>
-            </w:r>
-            <w:r>
-              <w:rPr>
-                <w:b w:val="0"/>
-                <w:i w:val="0"/>
-                <w:color w:val="64748B"/>
-                <w:sz w:val="14"/>
-              </w:rPr>
-              <w:t>Éducation</w:t>
-            </w:r>
-          </w:p>
-        </w:tc>
-        <w:tc>
-          <w:tcPr>
-            <w:tcW w:type="dxa" w:w="1531"/>
-          </w:tcPr>
-          <w:p>
-            <w:r>
-              <w:rPr>
-                <w:b/>
-                <w:i w:val="0"/>
-                <w:color w:val="16A34A"/>
-                <w:sz w:val="16"/>
-              </w:rPr>
-              <w:t>—</w:t>
-            </w:r>
-          </w:p>
-        </w:tc>
-        <w:tc>
-          <w:tcPr>
-            <w:tcW w:type="dxa" w:w="1191"/>
-          </w:tcPr>
-          <w:p>
-            <w:r>
-              <w:rPr>
-                <w:b w:val="0"/>
-                <w:i w:val="0"/>
-                <w:color w:val="64748B"/>
-                <w:sz w:val="16"/>
-              </w:rPr>
-              <w:t>GT-CQ</w:t>
-            </w:r>
-          </w:p>
-        </w:tc>
-        <w:tc>
-          <w:tcPr>
-            <w:tcW w:type="dxa" w:w="4706"/>
-          </w:tcPr>
-          <w:p>
-            <w:r>
-              <w:rPr>
-                <w:b w:val="0"/>
-                <w:i w:val="0"/>
-                <w:sz w:val="17"/>
-              </w:rPr>
-              <w:t>veuillez, s'il vous plait, confirmer les frais de scolarité ( 2000 FCFA) payée de ADAMA CISSE avec le QG ou apporter les corrections nécessaires.</w:t>
-            </w:r>
-          </w:p>
-        </w:tc>
-      </w:tr>
-      <w:tr>
-        <w:tc>
-          <w:tcPr>
-            <w:tcW w:type="dxa" w:w="964"/>
-          </w:tcPr>
-          <w:p>
-            <w:r>
-              <w:rPr>
-                <w:b/>
-                <w:i w:val="0"/>
-                <w:color w:val="EA580C"/>
-                <w:sz w:val="16"/>
-              </w:rPr>
-              <w:t>Moyenne</w:t>
-            </w:r>
-          </w:p>
-        </w:tc>
-        <w:tc>
-          <w:tcPr>
-            <w:tcW w:type="dxa" w:w="1247"/>
-          </w:tcPr>
-          <w:p>
-            <w:r>
-              <w:rPr>
-                <w:b/>
-                <w:i w:val="0"/>
-                <w:sz w:val="16"/>
-              </w:rPr>
-              <w:t>S02</w:t>
-              <w:br/>
-            </w:r>
-            <w:r>
-              <w:rPr>
-                <w:b w:val="0"/>
-                <w:i w:val="0"/>
-                <w:color w:val="64748B"/>
-                <w:sz w:val="14"/>
-              </w:rPr>
-              <w:t>Éducation</w:t>
-            </w:r>
-          </w:p>
-        </w:tc>
-        <w:tc>
-          <w:tcPr>
-            <w:tcW w:type="dxa" w:w="1531"/>
-          </w:tcPr>
-          <w:p>
-            <w:r>
-              <w:rPr>
-                <w:b/>
-                <w:i w:val="0"/>
-                <w:color w:val="16A34A"/>
-                <w:sz w:val="16"/>
-              </w:rPr>
-              <w:t>—</w:t>
-            </w:r>
-          </w:p>
-        </w:tc>
-        <w:tc>
-          <w:tcPr>
-            <w:tcW w:type="dxa" w:w="1191"/>
-          </w:tcPr>
-          <w:p>
-            <w:r>
-              <w:rPr>
-                <w:b w:val="0"/>
-                <w:i w:val="0"/>
-                <w:color w:val="64748B"/>
-                <w:sz w:val="16"/>
-              </w:rPr>
-              <w:t>GT-CQ</w:t>
-            </w:r>
-          </w:p>
-        </w:tc>
-        <w:tc>
-          <w:tcPr>
-            <w:tcW w:type="dxa" w:w="4706"/>
-          </w:tcPr>
-          <w:p>
-            <w:r>
-              <w:rPr>
-                <w:b w:val="0"/>
-                <w:i w:val="0"/>
-                <w:sz w:val="17"/>
-              </w:rPr>
-              <w:t>veuillez, s'il vous plait, confirmer les frais de scolarité ( 2000 FCFA) payée de ASTOU GOMIS avec le QG ou apporter les corrections nécessaires.</w:t>
-            </w:r>
-          </w:p>
-        </w:tc>
-      </w:tr>
-      <w:tr>
-        <w:tc>
-          <w:tcPr>
-            <w:tcW w:type="dxa" w:w="964"/>
-          </w:tcPr>
-          <w:p>
-            <w:r>
-              <w:rPr>
-                <w:b/>
-                <w:i w:val="0"/>
-                <w:color w:val="EA580C"/>
-                <w:sz w:val="16"/>
-              </w:rPr>
-              <w:t>Moyenne</w:t>
-            </w:r>
-          </w:p>
-        </w:tc>
-        <w:tc>
-          <w:tcPr>
-            <w:tcW w:type="dxa" w:w="1247"/>
-          </w:tcPr>
-          <w:p>
-            <w:r>
-              <w:rPr>
-                <w:b/>
-                <w:i w:val="0"/>
-                <w:sz w:val="16"/>
-              </w:rPr>
-              <w:t>S02</w:t>
-              <w:br/>
-            </w:r>
-            <w:r>
-              <w:rPr>
-                <w:b w:val="0"/>
-                <w:i w:val="0"/>
-                <w:color w:val="64748B"/>
-                <w:sz w:val="14"/>
-              </w:rPr>
-              <w:t>Éducation</w:t>
-            </w:r>
-          </w:p>
-        </w:tc>
-        <w:tc>
-          <w:tcPr>
-            <w:tcW w:type="dxa" w:w="1531"/>
-          </w:tcPr>
-          <w:p>
-            <w:r>
-              <w:rPr>
-                <w:b/>
-                <w:i w:val="0"/>
-                <w:color w:val="16A34A"/>
-                <w:sz w:val="16"/>
-              </w:rPr>
-              <w:t>—</w:t>
-            </w:r>
-          </w:p>
-        </w:tc>
-        <w:tc>
-          <w:tcPr>
-            <w:tcW w:type="dxa" w:w="1191"/>
-          </w:tcPr>
-          <w:p>
-            <w:r>
-              <w:rPr>
-                <w:b w:val="0"/>
-                <w:i w:val="0"/>
-                <w:color w:val="64748B"/>
-                <w:sz w:val="16"/>
-              </w:rPr>
-              <w:t>GT-CQ</w:t>
-            </w:r>
-          </w:p>
-        </w:tc>
-        <w:tc>
-          <w:tcPr>
-            <w:tcW w:type="dxa" w:w="4706"/>
-          </w:tcPr>
-          <w:p>
-            <w:r>
-              <w:rPr>
-                <w:b w:val="0"/>
-                <w:i w:val="0"/>
-                <w:sz w:val="17"/>
-              </w:rPr>
-              <w:t>veuillez, s'il vous plait, confirmer les frais de scolarité ( 2000 FCFA) payée de YACINE SALL avec le QG ou apporter les corrections nécessaires.</w:t>
-            </w:r>
-          </w:p>
-        </w:tc>
-      </w:tr>
-      <w:tr>
-        <w:tc>
-          <w:tcPr>
-            <w:tcW w:type="dxa" w:w="964"/>
-          </w:tcPr>
-          <w:p>
-            <w:r>
-              <w:rPr>
-                <w:b/>
-                <w:i w:val="0"/>
-                <w:color w:val="EA580C"/>
-                <w:sz w:val="16"/>
-              </w:rPr>
-              <w:t>Moyenne</w:t>
-            </w:r>
-          </w:p>
-        </w:tc>
-        <w:tc>
-          <w:tcPr>
-            <w:tcW w:type="dxa" w:w="1247"/>
-          </w:tcPr>
-          <w:p>
-            <w:r>
-              <w:rPr>
-                <w:b/>
-                <w:i w:val="0"/>
-                <w:sz w:val="16"/>
-              </w:rPr>
-              <w:t>S02</w:t>
-              <w:br/>
-            </w:r>
-            <w:r>
-              <w:rPr>
-                <w:b w:val="0"/>
-                <w:i w:val="0"/>
-                <w:color w:val="64748B"/>
-                <w:sz w:val="14"/>
-              </w:rPr>
-              <w:t>Éducation</w:t>
-            </w:r>
-          </w:p>
-        </w:tc>
-        <w:tc>
-          <w:tcPr>
-            <w:tcW w:type="dxa" w:w="1531"/>
-          </w:tcPr>
-          <w:p>
-            <w:r>
-              <w:rPr>
-                <w:b/>
-                <w:i w:val="0"/>
-                <w:color w:val="16A34A"/>
-                <w:sz w:val="16"/>
-              </w:rPr>
-              <w:t>—</w:t>
-            </w:r>
-          </w:p>
-        </w:tc>
-        <w:tc>
-          <w:tcPr>
-            <w:tcW w:type="dxa" w:w="1191"/>
-          </w:tcPr>
-          <w:p>
-            <w:r>
-              <w:rPr>
-                <w:b w:val="0"/>
-                <w:i w:val="0"/>
-                <w:color w:val="64748B"/>
-                <w:sz w:val="16"/>
-              </w:rPr>
-              <w:t>GT-CQ</w:t>
-            </w:r>
-          </w:p>
-        </w:tc>
-        <w:tc>
-          <w:tcPr>
-            <w:tcW w:type="dxa" w:w="4706"/>
-          </w:tcPr>
-          <w:p>
-            <w:r>
-              <w:rPr>
-                <w:b w:val="0"/>
-                <w:i w:val="0"/>
-                <w:sz w:val="17"/>
-              </w:rPr>
-              <w:t>veuillez, s'il vous plait, confirmer les frais de scolarité ( 5500 FCFA) payée de AWA SAMBOU avec le QG ou apporter les corrections nécessaires.</w:t>
-            </w:r>
-          </w:p>
-        </w:tc>
-      </w:tr>
-      <w:tr>
-        <w:tc>
-          <w:tcPr>
-            <w:tcW w:type="dxa" w:w="964"/>
-          </w:tcPr>
-          <w:p>
-            <w:r>
-              <w:rPr>
-                <w:b/>
-                <w:i w:val="0"/>
-                <w:color w:val="EA580C"/>
-                <w:sz w:val="16"/>
-              </w:rPr>
-              <w:t>Moyenne</w:t>
-            </w:r>
-          </w:p>
-        </w:tc>
-        <w:tc>
-          <w:tcPr>
-            <w:tcW w:type="dxa" w:w="1247"/>
-          </w:tcPr>
-          <w:p>
-            <w:r>
-              <w:rPr>
-                <w:b/>
-                <w:i w:val="0"/>
-                <w:sz w:val="16"/>
-              </w:rPr>
-              <w:t>S02</w:t>
-              <w:br/>
-            </w:r>
-            <w:r>
-              <w:rPr>
-                <w:b w:val="0"/>
-                <w:i w:val="0"/>
-                <w:color w:val="64748B"/>
-                <w:sz w:val="14"/>
-              </w:rPr>
-              <w:t>Éducation</w:t>
-            </w:r>
-          </w:p>
-        </w:tc>
-        <w:tc>
-          <w:tcPr>
-            <w:tcW w:type="dxa" w:w="1531"/>
-          </w:tcPr>
-          <w:p>
-            <w:r>
-              <w:rPr>
-                <w:b/>
-                <w:i w:val="0"/>
-                <w:color w:val="16A34A"/>
-                <w:sz w:val="16"/>
-              </w:rPr>
-              <w:t>—</w:t>
-            </w:r>
-          </w:p>
-        </w:tc>
-        <w:tc>
-          <w:tcPr>
-            <w:tcW w:type="dxa" w:w="1191"/>
-          </w:tcPr>
-          <w:p>
-            <w:r>
-              <w:rPr>
-                <w:b w:val="0"/>
-                <w:i w:val="0"/>
-                <w:color w:val="64748B"/>
-                <w:sz w:val="16"/>
-              </w:rPr>
-              <w:t>GT-CQ</w:t>
-            </w:r>
-          </w:p>
-        </w:tc>
-        <w:tc>
-          <w:tcPr>
-            <w:tcW w:type="dxa" w:w="4706"/>
-          </w:tcPr>
-          <w:p>
-            <w:r>
-              <w:rPr>
-                <w:b w:val="0"/>
-                <w:i w:val="0"/>
-                <w:sz w:val="17"/>
-              </w:rPr>
-              <w:t>Attention!!! le montant payé de AWA SAMBOU pour la cotisation est de 300 FCFA qui semble faible.</w:t>
-            </w:r>
-          </w:p>
-        </w:tc>
-      </w:tr>
-      <w:tr>
-        <w:tc>
-          <w:tcPr>
-            <w:tcW w:type="dxa" w:w="964"/>
-          </w:tcPr>
-          <w:p>
-            <w:r>
-              <w:rPr>
-                <w:b/>
-                <w:i w:val="0"/>
-                <w:color w:val="EA580C"/>
-                <w:sz w:val="16"/>
-              </w:rPr>
-              <w:t>Moyenne</w:t>
-            </w:r>
-          </w:p>
-        </w:tc>
-        <w:tc>
-          <w:tcPr>
-            <w:tcW w:type="dxa" w:w="1247"/>
-          </w:tcPr>
-          <w:p>
-            <w:r>
-              <w:rPr>
-                <w:b/>
-                <w:i w:val="0"/>
-                <w:sz w:val="16"/>
-              </w:rPr>
-              <w:t>S02</w:t>
-              <w:br/>
-            </w:r>
-            <w:r>
-              <w:rPr>
-                <w:b w:val="0"/>
-                <w:i w:val="0"/>
-                <w:color w:val="64748B"/>
-                <w:sz w:val="14"/>
-              </w:rPr>
-              <w:t>Éducation</w:t>
-            </w:r>
-          </w:p>
-        </w:tc>
-        <w:tc>
-          <w:tcPr>
-            <w:tcW w:type="dxa" w:w="1531"/>
-          </w:tcPr>
-          <w:p>
-            <w:r>
-              <w:rPr>
-                <w:b/>
-                <w:i w:val="0"/>
-                <w:color w:val="16A34A"/>
-                <w:sz w:val="16"/>
-              </w:rPr>
-              <w:t>—</w:t>
-            </w:r>
-          </w:p>
-        </w:tc>
-        <w:tc>
-          <w:tcPr>
-            <w:tcW w:type="dxa" w:w="1191"/>
-          </w:tcPr>
-          <w:p>
-            <w:r>
-              <w:rPr>
-                <w:b w:val="0"/>
-                <w:i w:val="0"/>
-                <w:color w:val="64748B"/>
-                <w:sz w:val="16"/>
-              </w:rPr>
-              <w:t>GT-CQ</w:t>
-            </w:r>
-          </w:p>
-        </w:tc>
-        <w:tc>
-          <w:tcPr>
-            <w:tcW w:type="dxa" w:w="4706"/>
-          </w:tcPr>
-          <w:p>
-            <w:r>
-              <w:rPr>
-                <w:b w:val="0"/>
-                <w:i w:val="0"/>
-                <w:sz w:val="17"/>
-              </w:rPr>
               <w:t>Veuillez verifier cette information auprès de l'enquêté ou confirmer avec le QG.</w:t>
-            </w:r>
-          </w:p>
-        </w:tc>
-      </w:tr>
-      <w:tr>
-        <w:tc>
-          <w:tcPr>
-            <w:tcW w:type="dxa" w:w="964"/>
-          </w:tcPr>
-          <w:p>
-            <w:r>
-              <w:rPr>
-                <w:b/>
-                <w:i w:val="0"/>
-                <w:color w:val="EA580C"/>
-                <w:sz w:val="16"/>
-              </w:rPr>
-              <w:t>Moyenne</w:t>
-            </w:r>
-          </w:p>
-        </w:tc>
-        <w:tc>
-          <w:tcPr>
-            <w:tcW w:type="dxa" w:w="1247"/>
-          </w:tcPr>
-          <w:p>
-            <w:r>
-              <w:rPr>
-                <w:b/>
-                <w:i w:val="0"/>
-                <w:sz w:val="16"/>
-              </w:rPr>
-              <w:t>S02</w:t>
-              <w:br/>
-            </w:r>
-            <w:r>
-              <w:rPr>
-                <w:b w:val="0"/>
-                <w:i w:val="0"/>
-                <w:color w:val="64748B"/>
-                <w:sz w:val="14"/>
-              </w:rPr>
-              <w:t>Éducation</w:t>
-            </w:r>
-          </w:p>
-        </w:tc>
-        <w:tc>
-          <w:tcPr>
-            <w:tcW w:type="dxa" w:w="1531"/>
-          </w:tcPr>
-          <w:p>
-            <w:r>
-              <w:rPr>
-                <w:b/>
-                <w:i w:val="0"/>
-                <w:color w:val="16A34A"/>
-                <w:sz w:val="16"/>
-              </w:rPr>
-              <w:t>—</w:t>
-            </w:r>
-          </w:p>
-        </w:tc>
-        <w:tc>
-          <w:tcPr>
-            <w:tcW w:type="dxa" w:w="1191"/>
-          </w:tcPr>
-          <w:p>
-            <w:r>
-              <w:rPr>
-                <w:b w:val="0"/>
-                <w:i w:val="0"/>
-                <w:color w:val="64748B"/>
-                <w:sz w:val="16"/>
-              </w:rPr>
-              <w:t>GT-CQ</w:t>
-            </w:r>
-          </w:p>
-        </w:tc>
-        <w:tc>
-          <w:tcPr>
-            <w:tcW w:type="dxa" w:w="4706"/>
-          </w:tcPr>
-          <w:p>
-            <w:r>
-              <w:rPr>
-                <w:b w:val="0"/>
-                <w:i w:val="0"/>
-                <w:sz w:val="17"/>
-              </w:rPr>
-              <w:t>veuillez, s'il vous plait, confirmer les frais de scolarité ( 5500 FCFA) payée de MASAMBA SAMBOU avec le QG ou apporter les corrections nécessaires.</w:t>
-            </w:r>
-          </w:p>
-        </w:tc>
-      </w:tr>
-      <w:tr>
-        <w:tc>
-          <w:tcPr>
-            <w:tcW w:type="dxa" w:w="964"/>
-          </w:tcPr>
-          <w:p>
-            <w:r>
-              <w:rPr>
-                <w:b/>
-                <w:i w:val="0"/>
-                <w:color w:val="EA580C"/>
-                <w:sz w:val="16"/>
-              </w:rPr>
-              <w:t>Moyenne</w:t>
-            </w:r>
-          </w:p>
-        </w:tc>
-        <w:tc>
-          <w:tcPr>
-            <w:tcW w:type="dxa" w:w="1247"/>
-          </w:tcPr>
-          <w:p>
-            <w:r>
-              <w:rPr>
-                <w:b/>
-                <w:i w:val="0"/>
-                <w:sz w:val="16"/>
-              </w:rPr>
-              <w:t>S02</w:t>
-              <w:br/>
-            </w:r>
-            <w:r>
-              <w:rPr>
-                <w:b w:val="0"/>
-                <w:i w:val="0"/>
-                <w:color w:val="64748B"/>
-                <w:sz w:val="14"/>
-              </w:rPr>
-              <w:t>Éducation</w:t>
-            </w:r>
-          </w:p>
-        </w:tc>
-        <w:tc>
-          <w:tcPr>
-            <w:tcW w:type="dxa" w:w="1531"/>
-          </w:tcPr>
-          <w:p>
-            <w:r>
-              <w:rPr>
-                <w:b/>
-                <w:i w:val="0"/>
-                <w:color w:val="16A34A"/>
-                <w:sz w:val="16"/>
-              </w:rPr>
-              <w:t>—</w:t>
-            </w:r>
-          </w:p>
-        </w:tc>
-        <w:tc>
-          <w:tcPr>
-            <w:tcW w:type="dxa" w:w="1191"/>
-          </w:tcPr>
-          <w:p>
-            <w:r>
-              <w:rPr>
-                <w:b w:val="0"/>
-                <w:i w:val="0"/>
-                <w:color w:val="64748B"/>
-                <w:sz w:val="16"/>
-              </w:rPr>
-              <w:t>GT-CQ</w:t>
-            </w:r>
-          </w:p>
-        </w:tc>
-        <w:tc>
-          <w:tcPr>
-            <w:tcW w:type="dxa" w:w="4706"/>
-          </w:tcPr>
-          <w:p>
-            <w:r>
-              <w:rPr>
-                <w:b w:val="0"/>
-                <w:i w:val="0"/>
-                <w:sz w:val="17"/>
-              </w:rPr>
-              <w:t>veuillez, s'il vous plait, confirmer les frais de scolarité ( 2000 FCFA) payée de MARIAMA GOMIS avec le QG ou apporter les corrections nécessaires.</w:t>
             </w:r>
           </w:p>
         </w:tc>
